--- a/common/ТЗ и описание.docx
+++ b/common/ТЗ и описание.docx
@@ -1,136 +1,63 @@
 
 <file path=word/document.xml><?xml version="1.0" encoding="utf-8"?>
-<w:document xmlns:mc="http://schemas.openxmlformats.org/markup-compatibility/2006" xmlns:o="urn:schemas-microsoft-com:office:office" xmlns:r="http://schemas.openxmlformats.org/officeDocument/2006/relationships" xmlns:m="http://schemas.openxmlformats.org/officeDocument/2006/math" xmlns:v="urn:schemas-microsoft-com:vml" xmlns:wp="http://schemas.openxmlformats.org/drawingml/2006/wordprocessingDrawing" xmlns:w10="urn:schemas-microsoft-com:office:word" xmlns:w="http://schemas.openxmlformats.org/wordprocessingml/2006/main" xmlns:wne="http://schemas.microsoft.com/office/word/2006/wordml" xmlns:sl="http://schemas.openxmlformats.org/schemaLibrary/2006/main" xmlns:a="http://schemas.openxmlformats.org/drawingml/2006/main" xmlns:pic="http://schemas.openxmlformats.org/drawingml/2006/picture" xmlns:c="http://schemas.openxmlformats.org/drawingml/2006/chart" xmlns:lc="http://schemas.openxmlformats.org/drawingml/2006/lockedCanvas" xmlns:dgm="http://schemas.openxmlformats.org/drawingml/2006/diagram" xmlns:wps="http://schemas.microsoft.com/office/word/2010/wordprocessingShape" xmlns:wpg="http://schemas.microsoft.com/office/word/2010/wordprocessingGroup" xmlns:w14="http://schemas.microsoft.com/office/word/2010/wordml" xmlns:w15="http://schemas.microsoft.com/office/word/2012/wordml" xmlns:w16="http://schemas.microsoft.com/office/word/2018/wordml" xmlns:w16cex="http://schemas.microsoft.com/office/word/2018/wordml/cex" xmlns:w16cid="http://schemas.microsoft.com/office/word/2016/wordml/cid" xmlns="http://schemas.microsoft.com/office/tasks/2019/documenttasks" xmlns:cr="http://schemas.microsoft.com/office/comments/2020/reactions">
+<w:document xmlns:wpc="http://schemas.microsoft.com/office/word/2010/wordprocessingCanvas" xmlns:cx="http://schemas.microsoft.com/office/drawing/2014/chartex" xmlns:cx1="http://schemas.microsoft.com/office/drawing/2015/9/8/chartex" xmlns:cx2="http://schemas.microsoft.com/office/drawing/2015/10/21/chartex" xmlns:cx3="http://schemas.microsoft.com/office/drawing/2016/5/9/chartex" xmlns:cx4="http://schemas.microsoft.com/office/drawing/2016/5/10/chartex" xmlns:cx5="http://schemas.microsoft.com/office/drawing/2016/5/11/chartex" xmlns:cx6="http://schemas.microsoft.com/office/drawing/2016/5/12/chartex" xmlns:cx7="http://schemas.microsoft.com/office/drawing/2016/5/13/chartex" xmlns:cx8="http://schemas.microsoft.com/office/drawing/2016/5/14/chartex" xmlns:mc="http://schemas.openxmlformats.org/markup-compatibility/2006" xmlns:aink="http://schemas.microsoft.com/office/drawing/2016/ink" xmlns:am3d="http://schemas.microsoft.com/office/drawing/2017/model3d" xmlns:o="urn:schemas-microsoft-com:office:office" xmlns:oel="http://schemas.microsoft.com/office/2019/extlst" xmlns:r="http://schemas.openxmlformats.org/officeDocument/2006/relationships" xmlns:m="http://schemas.openxmlformats.org/officeDocument/2006/math" xmlns:v="urn:schemas-microsoft-com:vml" xmlns:wp14="http://schemas.microsoft.com/office/word/2010/wordprocessingDrawing" xmlns:wp="http://schemas.openxmlformats.org/drawingml/2006/wordprocessingDrawing" xmlns:w10="urn:schemas-microsoft-com:office:word" xmlns:w="http://schemas.openxmlformats.org/wordprocessingml/2006/main" xmlns:w14="http://schemas.microsoft.com/office/word/2010/wordml" xmlns:w15="http://schemas.microsoft.com/office/word/2012/wordml" xmlns:w16cex="http://schemas.microsoft.com/office/word/2018/wordml/cex" xmlns:w16cid="http://schemas.microsoft.com/office/word/2016/wordml/cid" xmlns:w16="http://schemas.microsoft.com/office/word/2018/wordml" xmlns:w16du="http://schemas.microsoft.com/office/word/2023/wordml/word16du" xmlns:w16sdtdh="http://schemas.microsoft.com/office/word/2020/wordml/sdtdatahash" xmlns:w16sdtfl="http://schemas.microsoft.com/office/word/2024/wordml/sdtformatlock" xmlns:w16se="http://schemas.microsoft.com/office/word/2015/wordml/symex" xmlns:wpg="http://schemas.microsoft.com/office/word/2010/wordprocessingGroup" xmlns:wpi="http://schemas.microsoft.com/office/word/2010/wordprocessingInk" xmlns:wne="http://schemas.microsoft.com/office/word/2006/wordml" xmlns:wps="http://schemas.microsoft.com/office/word/2010/wordprocessingShape" mc:Ignorable="w14 w15 w16se w16cid w16 w16cex w16sdtdh w16sdtfl w16du wp14">
   <w:body>
     <w:p>
       <w:pPr>
-        <w:pStyle w:val="Heading1"/>
+        <w:pStyle w:val="1"/>
+        <w:rPr>
+          <w:sz w:val="44"/>
+          <w:szCs w:val="44"/>
+        </w:rPr>
+      </w:pPr>
+      <w:r>
+        <w:rPr>
+          <w:sz w:val="44"/>
+          <w:szCs w:val="44"/>
+        </w:rPr>
+        <w:t>Техническое задание и описание проекта «Голосовой дневник для Алисы»</w:t>
+      </w:r>
+    </w:p>
+    <w:p>
+      <w:pPr>
+        <w:pStyle w:val="2"/>
+        <w:spacing w:before="0"/>
+      </w:pPr>
+      <w:r>
+        <w:t>1. Общее описание проекта</w:t>
+      </w:r>
+    </w:p>
+    <w:p>
+      <w:pPr>
         <w:pBdr>
-          <w:top w:space="0" w:sz="0" w:val="nil"/>
-          <w:left w:space="0" w:sz="0" w:val="nil"/>
-          <w:bottom w:space="0" w:sz="0" w:val="nil"/>
-          <w:right w:space="0" w:sz="0" w:val="nil"/>
-          <w:between w:space="0" w:sz="0" w:val="nil"/>
+          <w:top w:val="nil"/>
+          <w:left w:val="nil"/>
+          <w:bottom w:val="nil"/>
+          <w:right w:val="nil"/>
+          <w:between w:val="nil"/>
         </w:pBdr>
-        <w:shd w:fill="auto" w:val="clear"/>
-        <w:rPr/>
-      </w:pPr>
-      <w:r>
-        <w:rPr>
-          <w:rtl w:val="0"/>
-        </w:rPr>
-        <w:t xml:space="preserve">Техническое задание и описание проекта «Голосовой дневник для Алисы»</w:t>
-      </w:r>
-    </w:p>
-    <w:p>
-      <w:pPr>
-        <w:pBdr>
-          <w:top w:space="0" w:sz="0" w:val="nil"/>
-          <w:left w:space="0" w:sz="0" w:val="nil"/>
-          <w:bottom w:space="0" w:sz="0" w:val="nil"/>
-          <w:right w:space="0" w:sz="0" w:val="nil"/>
-          <w:between w:space="0" w:sz="0" w:val="nil"/>
-        </w:pBdr>
-        <w:shd w:fill="auto" w:val="clear"/>
-        <w:spacing w:after="225" w:lineRule="auto"/>
-        <w:rPr/>
-      </w:pPr>
-      <w:r>
-        <w:rPr>
-          <w:b w:val="1"/>
-          <w:bCs w:val="1"/>
-          <w:rtl w:val="0"/>
-        </w:rPr>
-        <w:t xml:space="preserve">Дата:</w:t>
-      </w:r>
-      <w:r>
-        <w:rPr>
-          <w:rtl w:val="0"/>
-        </w:rPr>
-        <w:t xml:space="preserve"> 28 апреля 2026 г.</w:t>
-      </w:r>
-    </w:p>
-    <w:p>
-      <w:pPr>
-        <w:pStyle w:val="Heading2"/>
-        <w:pBdr>
-          <w:top w:space="0" w:sz="0" w:val="nil"/>
-          <w:left w:space="0" w:sz="0" w:val="nil"/>
-          <w:bottom w:space="0" w:sz="0" w:val="nil"/>
-          <w:right w:space="0" w:sz="0" w:val="nil"/>
-          <w:between w:space="0" w:sz="0" w:val="nil"/>
-        </w:pBdr>
-        <w:shd w:fill="auto" w:val="clear"/>
-        <w:spacing w:before="0" w:lineRule="auto"/>
-        <w:rPr/>
-      </w:pPr>
-      <w:r>
-        <w:rPr>
-          <w:rtl w:val="0"/>
-        </w:rPr>
-        <w:t xml:space="preserve">1. Общее описание проекта</w:t>
-      </w:r>
-    </w:p>
-    <w:p>
-      <w:pPr>
-        <w:pBdr>
-          <w:top w:space="0" w:sz="0" w:val="nil"/>
-          <w:left w:space="0" w:sz="0" w:val="nil"/>
-          <w:bottom w:space="0" w:sz="0" w:val="nil"/>
-          <w:right w:space="0" w:sz="0" w:val="nil"/>
-          <w:between w:space="0" w:sz="0" w:val="nil"/>
-        </w:pBdr>
-        <w:shd w:fill="auto" w:val="clear"/>
-        <w:spacing w:after="225" w:lineRule="auto"/>
-        <w:rPr/>
-      </w:pPr>
-      <w:r>
-        <w:rPr>
-          <w:rtl w:val="0"/>
-        </w:rPr>
-        <w:t xml:space="preserve">Проект представляет собой навык для голосового помощника «Яндекс Алиса», реализованный в виде веб-сервиса на фреймворке FastAPI. Основная задача навыка — предоставление пользователю удобного интерфейса для создания, хранения и управления личными текстовыми заметками (дневником) с помощью голосовых команд.</w:t>
-      </w:r>
-    </w:p>
-    <w:p>
-      <w:pPr>
-        <w:pStyle w:val="Heading2"/>
-        <w:pBdr>
-          <w:top w:space="0" w:sz="0" w:val="nil"/>
-          <w:left w:space="0" w:sz="0" w:val="nil"/>
-          <w:bottom w:space="0" w:sz="0" w:val="nil"/>
-          <w:right w:space="0" w:sz="0" w:val="nil"/>
-          <w:between w:space="0" w:sz="0" w:val="nil"/>
-        </w:pBdr>
-        <w:shd w:fill="auto" w:val="clear"/>
-        <w:spacing w:after="240" w:before="0" w:lineRule="auto"/>
-        <w:rPr/>
-      </w:pPr>
-      <w:r>
-        <w:rPr>
-          <w:rtl w:val="0"/>
-        </w:rPr>
-        <w:t xml:space="preserve">2. Техническое задание (ТЗ)</w:t>
-      </w:r>
-    </w:p>
-    <w:p>
-      <w:pPr>
-        <w:pStyle w:val="Heading3"/>
-        <w:pBdr>
-          <w:top w:space="0" w:sz="0" w:val="nil"/>
-          <w:left w:space="0" w:sz="0" w:val="nil"/>
-          <w:bottom w:space="0" w:sz="0" w:val="nil"/>
-          <w:right w:space="0" w:sz="0" w:val="nil"/>
-          <w:between w:space="0" w:sz="0" w:val="nil"/>
-        </w:pBdr>
-        <w:shd w:fill="auto" w:val="clear"/>
-        <w:spacing w:before="0" w:lineRule="auto"/>
-        <w:rPr/>
-      </w:pPr>
-      <w:r>
-        <w:rPr>
-          <w:rtl w:val="0"/>
-        </w:rPr>
-        <w:t xml:space="preserve">2.1. Цели и задачи</w:t>
+        <w:spacing w:after="225"/>
+      </w:pPr>
+      <w:r>
+        <w:t>Проект представляет собой навык для голосового помощника «Яндекс Алиса», реализованный в виде веб-сервиса на фреймворке FastAPI. Основная задача навыка — предоставление пользователю удобного интерфейса для создания, хранения и управления личными текстовыми заметками (дневником) с помощью голосовых команд.</w:t>
+      </w:r>
+    </w:p>
+    <w:p>
+      <w:pPr>
+        <w:pStyle w:val="2"/>
+        <w:spacing w:before="0" w:after="240"/>
+      </w:pPr>
+      <w:r>
+        <w:t>2. Техническое задание (ТЗ)</w:t>
+      </w:r>
+    </w:p>
+    <w:p>
+      <w:pPr>
+        <w:pStyle w:val="3"/>
+        <w:spacing w:before="0"/>
+      </w:pPr>
+      <w:r>
+        <w:t>2.1. Цели и задачи</w:t>
       </w:r>
     </w:p>
     <w:p>
@@ -140,20 +67,15 @@
           <w:numId w:val="1"/>
         </w:numPr>
         <w:pBdr>
-          <w:top w:space="0" w:sz="0" w:val="nil"/>
-          <w:left w:space="0" w:sz="0" w:val="nil"/>
-          <w:bottom w:space="0" w:sz="0" w:val="nil"/>
-          <w:right w:space="0" w:sz="0" w:val="nil"/>
-          <w:between w:space="0" w:sz="0" w:val="nil"/>
+          <w:top w:val="nil"/>
+          <w:left w:val="nil"/>
+          <w:bottom w:val="nil"/>
+          <w:right w:val="nil"/>
+          <w:between w:val="nil"/>
         </w:pBdr>
-        <w:shd w:fill="auto" w:val="clear"/>
-        <w:ind w:left="600" w:hanging="360"/>
-      </w:pPr>
-      <w:r>
-        <w:rPr>
-          <w:rtl w:val="0"/>
-        </w:rPr>
-        <w:t xml:space="preserve">Обеспечение надежного хранения текстовых заметок в базе данных SQLite.</w:t>
+      </w:pPr>
+      <w:r>
+        <w:t>Обеспечение надежного хранения текстовых заметок в базе данных SQLite.</w:t>
       </w:r>
     </w:p>
     <w:p>
@@ -163,20 +85,15 @@
           <w:numId w:val="1"/>
         </w:numPr>
         <w:pBdr>
-          <w:top w:space="0" w:sz="0" w:val="nil"/>
-          <w:left w:space="0" w:sz="0" w:val="nil"/>
-          <w:bottom w:space="0" w:sz="0" w:val="nil"/>
-          <w:right w:space="0" w:sz="0" w:val="nil"/>
-          <w:between w:space="0" w:sz="0" w:val="nil"/>
+          <w:top w:val="nil"/>
+          <w:left w:val="nil"/>
+          <w:bottom w:val="nil"/>
+          <w:right w:val="nil"/>
+          <w:between w:val="nil"/>
         </w:pBdr>
-        <w:shd w:fill="auto" w:val="clear"/>
-        <w:ind w:left="600" w:hanging="360"/>
-      </w:pPr>
-      <w:r>
-        <w:rPr>
-          <w:rtl w:val="0"/>
-        </w:rPr>
-        <w:t xml:space="preserve">Реализация интуитивно понятного голосового управления.</w:t>
+      </w:pPr>
+      <w:r>
+        <w:t>Реализация интуитивно понятного голосового управления.</w:t>
       </w:r>
     </w:p>
     <w:p>
@@ -186,621 +103,486 @@
           <w:numId w:val="1"/>
         </w:numPr>
         <w:pBdr>
-          <w:top w:space="0" w:sz="0" w:val="nil"/>
-          <w:left w:space="0" w:sz="0" w:val="nil"/>
-          <w:bottom w:space="0" w:sz="0" w:val="nil"/>
-          <w:right w:space="0" w:sz="0" w:val="nil"/>
-          <w:between w:space="0" w:sz="0" w:val="nil"/>
+          <w:top w:val="nil"/>
+          <w:left w:val="nil"/>
+          <w:bottom w:val="nil"/>
+          <w:right w:val="nil"/>
+          <w:between w:val="nil"/>
         </w:pBdr>
-        <w:shd w:fill="auto" w:val="clear"/>
-        <w:ind w:left="600" w:hanging="360"/>
-      </w:pPr>
-      <w:r>
-        <w:rPr>
-          <w:rtl w:val="0"/>
-        </w:rPr>
-        <w:t xml:space="preserve">Разграничение доступа пользователей на основе их уникальных идентификаторов сессии.</w:t>
-      </w:r>
-    </w:p>
-    <w:p>
-      <w:pPr>
-        <w:pStyle w:val="Heading3"/>
+      </w:pPr>
+      <w:r>
+        <w:t>Разграничение доступа пользователей на основе их уникальных идентификаторов сессии.</w:t>
+      </w:r>
+    </w:p>
+    <w:p>
+      <w:pPr>
+        <w:pStyle w:val="3"/>
+      </w:pPr>
+      <w:r>
+        <w:t>2.2. Функциональные требования</w:t>
+      </w:r>
+    </w:p>
+    <w:p>
+      <w:pPr>
         <w:pBdr>
-          <w:top w:space="0" w:sz="0" w:val="nil"/>
-          <w:left w:space="0" w:sz="0" w:val="nil"/>
-          <w:bottom w:space="0" w:sz="0" w:val="nil"/>
-          <w:right w:space="0" w:sz="0" w:val="nil"/>
-          <w:between w:space="0" w:sz="0" w:val="nil"/>
+          <w:top w:val="nil"/>
+          <w:left w:val="nil"/>
+          <w:bottom w:val="nil"/>
+          <w:right w:val="nil"/>
+          <w:between w:val="nil"/>
         </w:pBdr>
-        <w:shd w:fill="auto" w:val="clear"/>
-        <w:rPr/>
-      </w:pPr>
-      <w:r>
-        <w:rPr>
-          <w:rtl w:val="0"/>
-        </w:rPr>
-        <w:t xml:space="preserve">2.2. Функциональные требования</w:t>
-      </w:r>
-    </w:p>
-    <w:p>
-      <w:pPr>
-        <w:pBdr>
-          <w:top w:space="0" w:sz="0" w:val="nil"/>
-          <w:left w:space="0" w:sz="0" w:val="nil"/>
-          <w:bottom w:space="0" w:sz="0" w:val="nil"/>
-          <w:right w:space="0" w:sz="0" w:val="nil"/>
-          <w:between w:space="0" w:sz="0" w:val="nil"/>
-        </w:pBdr>
-        <w:shd w:fill="auto" w:val="clear"/>
-        <w:rPr/>
-      </w:pPr>
-      <w:r>
-        <w:rPr>
-          <w:rtl w:val="0"/>
-        </w:rPr>
-        <w:t xml:space="preserve">Система должна поддерживать следующие функции:</w:t>
+      </w:pPr>
+      <w:r>
+        <w:t>Система должна поддерживать следующие функции:</w:t>
       </w:r>
     </w:p>
     <w:tbl>
       <w:tblPr>
-        <w:tblStyle w:val="Table1"/>
-        <w:tblW w:w="9360.0" w:type="dxa"/>
-        <w:jc w:val="left"/>
+        <w:tblStyle w:val="a5"/>
+        <w:tblW w:w="9360" w:type="dxa"/>
+        <w:tblInd w:w="0" w:type="dxa"/>
         <w:tblBorders>
-          <w:top w:color="000000" w:space="0" w:sz="6" w:val="single"/>
-          <w:left w:color="000000" w:space="0" w:sz="6" w:val="single"/>
-          <w:bottom w:color="000000" w:space="0" w:sz="6" w:val="single"/>
-          <w:right w:color="000000" w:space="0" w:sz="6" w:val="single"/>
-          <w:insideH w:color="000000" w:space="0" w:sz="6" w:val="single"/>
-          <w:insideV w:color="000000" w:space="0" w:sz="6" w:val="single"/>
+          <w:top w:val="single" w:sz="6" w:space="0" w:color="000000"/>
+          <w:left w:val="single" w:sz="6" w:space="0" w:color="000000"/>
+          <w:bottom w:val="single" w:sz="6" w:space="0" w:color="000000"/>
+          <w:right w:val="single" w:sz="6" w:space="0" w:color="000000"/>
+          <w:insideH w:val="single" w:sz="6" w:space="0" w:color="000000"/>
+          <w:insideV w:val="single" w:sz="6" w:space="0" w:color="000000"/>
         </w:tblBorders>
         <w:tblLayout w:type="fixed"/>
-        <w:tblLook w:val="0600"/>
+        <w:tblLook w:val="0600" w:firstRow="0" w:lastRow="0" w:firstColumn="0" w:lastColumn="0" w:noHBand="1" w:noVBand="1"/>
       </w:tblPr>
       <w:tblGrid>
         <w:gridCol w:w="4680"/>
         <w:gridCol w:w="4680"/>
-        <w:tblGridChange w:id="0">
-          <w:tblGrid>
-            <w:gridCol w:w="4680"/>
-            <w:gridCol w:w="4680"/>
-          </w:tblGrid>
-        </w:tblGridChange>
       </w:tblGrid>
       <w:tr>
         <w:trPr>
-          <w:cantSplit w:val="0"/>
-          <w:tblHeader w:val="1"/>
+          <w:tblHeader/>
         </w:trPr>
         <w:tc>
           <w:tcPr>
-            <w:shd w:fill="f2f2f2" w:val="clear"/>
+            <w:tcW w:w="4680" w:type="dxa"/>
+            <w:shd w:val="clear" w:color="auto" w:fill="F2F2F2"/>
             <w:tcMar>
-              <w:top w:w="75.0" w:type="dxa"/>
-              <w:left w:w="75.0" w:type="dxa"/>
-              <w:bottom w:w="75.0" w:type="dxa"/>
-              <w:right w:w="75.0" w:type="dxa"/>
+              <w:top w:w="75" w:type="dxa"/>
+              <w:left w:w="75" w:type="dxa"/>
+              <w:bottom w:w="75" w:type="dxa"/>
+              <w:right w:w="75" w:type="dxa"/>
             </w:tcMar>
-            <w:vAlign w:val="top"/>
           </w:tcPr>
           <w:p>
             <w:pPr>
               <w:pBdr>
-                <w:top w:space="0" w:sz="0" w:val="nil"/>
-                <w:left w:space="0" w:sz="0" w:val="nil"/>
-                <w:bottom w:space="0" w:sz="0" w:val="nil"/>
-                <w:right w:space="0" w:sz="0" w:val="nil"/>
-                <w:between w:space="0" w:sz="0" w:val="nil"/>
+                <w:top w:val="nil"/>
+                <w:left w:val="nil"/>
+                <w:bottom w:val="nil"/>
+                <w:right w:val="nil"/>
+                <w:between w:val="nil"/>
               </w:pBdr>
-              <w:shd w:fill="auto" w:val="clear"/>
-              <w:rPr>
-                <w:shd w:fill="auto" w:val="clear"/>
-              </w:rPr>
             </w:pPr>
             <w:r>
-              <w:rPr>
-                <w:shd w:fill="auto" w:val="clear"/>
-                <w:rtl w:val="0"/>
-              </w:rPr>
-              <w:t xml:space="preserve">Функция</w:t>
+              <w:t>Функция</w:t>
             </w:r>
           </w:p>
         </w:tc>
         <w:tc>
           <w:tcPr>
-            <w:shd w:fill="f2f2f2" w:val="clear"/>
+            <w:tcW w:w="4680" w:type="dxa"/>
+            <w:shd w:val="clear" w:color="auto" w:fill="F2F2F2"/>
             <w:tcMar>
-              <w:top w:w="75.0" w:type="dxa"/>
-              <w:left w:w="75.0" w:type="dxa"/>
-              <w:bottom w:w="75.0" w:type="dxa"/>
-              <w:right w:w="75.0" w:type="dxa"/>
+              <w:top w:w="75" w:type="dxa"/>
+              <w:left w:w="75" w:type="dxa"/>
+              <w:bottom w:w="75" w:type="dxa"/>
+              <w:right w:w="75" w:type="dxa"/>
             </w:tcMar>
-            <w:vAlign w:val="top"/>
           </w:tcPr>
           <w:p>
             <w:pPr>
               <w:pBdr>
-                <w:top w:space="0" w:sz="0" w:val="nil"/>
-                <w:left w:space="0" w:sz="0" w:val="nil"/>
-                <w:bottom w:space="0" w:sz="0" w:val="nil"/>
-                <w:right w:space="0" w:sz="0" w:val="nil"/>
-                <w:between w:space="0" w:sz="0" w:val="nil"/>
+                <w:top w:val="nil"/>
+                <w:left w:val="nil"/>
+                <w:bottom w:val="nil"/>
+                <w:right w:val="nil"/>
+                <w:between w:val="nil"/>
               </w:pBdr>
-              <w:shd w:fill="auto" w:val="clear"/>
-              <w:rPr>
-                <w:shd w:fill="auto" w:val="clear"/>
-              </w:rPr>
             </w:pPr>
             <w:r>
-              <w:rPr>
-                <w:shd w:fill="auto" w:val="clear"/>
-                <w:rtl w:val="0"/>
-              </w:rPr>
-              <w:t xml:space="preserve">Описание</w:t>
+              <w:t>Описание</w:t>
             </w:r>
           </w:p>
           <w:p>
             <w:pPr>
-              <w:keepNext w:val="0"/>
-              <w:keepLines w:val="0"/>
-              <w:pageBreakBefore w:val="0"/>
-              <w:widowControl w:val="0"/>
               <w:pBdr>
-                <w:top w:space="0" w:sz="0" w:val="nil"/>
-                <w:left w:space="0" w:sz="0" w:val="nil"/>
-                <w:bottom w:space="0" w:sz="0" w:val="nil"/>
-                <w:right w:space="0" w:sz="0" w:val="nil"/>
-                <w:between w:space="0" w:sz="0" w:val="nil"/>
+                <w:top w:val="nil"/>
+                <w:left w:val="nil"/>
+                <w:bottom w:val="nil"/>
+                <w:right w:val="nil"/>
+                <w:between w:val="nil"/>
               </w:pBdr>
-              <w:shd w:fill="auto" w:val="clear"/>
-              <w:spacing w:after="0" w:before="0" w:line="240" w:lineRule="auto"/>
-              <w:ind w:left="0" w:right="0" w:firstLine="0"/>
-              <w:jc w:val="left"/>
-              <w:rPr/>
             </w:pPr>
             <w:r>
-              <w:rPr>
-                <w:rtl w:val="0"/>
-              </w:rPr>
               <w:t xml:space="preserve"> </w:t>
             </w:r>
           </w:p>
         </w:tc>
       </w:tr>
       <w:tr>
-        <w:trPr>
-          <w:cantSplit w:val="0"/>
-          <w:tblHeader w:val="0"/>
-        </w:trPr>
         <w:tc>
           <w:tcPr>
-            <w:shd w:fill="auto" w:val="clear"/>
+            <w:tcW w:w="4680" w:type="dxa"/>
             <w:tcMar>
-              <w:top w:w="75.0" w:type="dxa"/>
-              <w:left w:w="75.0" w:type="dxa"/>
-              <w:bottom w:w="75.0" w:type="dxa"/>
-              <w:right w:w="75.0" w:type="dxa"/>
+              <w:top w:w="75" w:type="dxa"/>
+              <w:left w:w="75" w:type="dxa"/>
+              <w:bottom w:w="75" w:type="dxa"/>
+              <w:right w:w="75" w:type="dxa"/>
             </w:tcMar>
-            <w:vAlign w:val="top"/>
           </w:tcPr>
           <w:p>
             <w:pPr>
               <w:pBdr>
-                <w:top w:space="0" w:sz="0" w:val="nil"/>
-                <w:left w:space="0" w:sz="0" w:val="nil"/>
-                <w:bottom w:space="0" w:sz="0" w:val="nil"/>
-                <w:right w:space="0" w:sz="0" w:val="nil"/>
-                <w:between w:space="0" w:sz="0" w:val="nil"/>
+                <w:top w:val="nil"/>
+                <w:left w:val="nil"/>
+                <w:bottom w:val="nil"/>
+                <w:right w:val="nil"/>
+                <w:between w:val="nil"/>
               </w:pBdr>
-              <w:shd w:fill="auto" w:val="clear"/>
               <w:rPr>
-                <w:b w:val="1"/>
-                <w:bCs w:val="1"/>
+                <w:b/>
+                <w:bCs/>
               </w:rPr>
             </w:pPr>
             <w:r>
               <w:rPr>
-                <w:b w:val="1"/>
-                <w:bCs w:val="1"/>
-                <w:rtl w:val="0"/>
+                <w:b/>
+                <w:bCs/>
               </w:rPr>
-              <w:t xml:space="preserve">Авторизация</w:t>
+              <w:t>Авторизация</w:t>
             </w:r>
           </w:p>
         </w:tc>
         <w:tc>
           <w:tcPr>
-            <w:shd w:fill="auto" w:val="clear"/>
+            <w:tcW w:w="4680" w:type="dxa"/>
             <w:tcMar>
-              <w:top w:w="75.0" w:type="dxa"/>
-              <w:left w:w="75.0" w:type="dxa"/>
-              <w:bottom w:w="75.0" w:type="dxa"/>
-              <w:right w:w="75.0" w:type="dxa"/>
+              <w:top w:w="75" w:type="dxa"/>
+              <w:left w:w="75" w:type="dxa"/>
+              <w:bottom w:w="75" w:type="dxa"/>
+              <w:right w:w="75" w:type="dxa"/>
             </w:tcMar>
-            <w:vAlign w:val="top"/>
           </w:tcPr>
           <w:p>
             <w:pPr>
               <w:pBdr>
-                <w:top w:space="0" w:sz="0" w:val="nil"/>
-                <w:left w:space="0" w:sz="0" w:val="nil"/>
-                <w:bottom w:space="0" w:sz="0" w:val="nil"/>
-                <w:right w:space="0" w:sz="0" w:val="nil"/>
-                <w:between w:space="0" w:sz="0" w:val="nil"/>
+                <w:top w:val="nil"/>
+                <w:left w:val="nil"/>
+                <w:bottom w:val="nil"/>
+                <w:right w:val="nil"/>
+                <w:between w:val="nil"/>
               </w:pBdr>
-              <w:shd w:fill="auto" w:val="clear"/>
-              <w:rPr/>
             </w:pPr>
             <w:r>
-              <w:rPr>
-                <w:rtl w:val="0"/>
-              </w:rPr>
-              <w:t xml:space="preserve">Использование user_id сессии Алисы для фильтрации записей конкретного пользователя.</w:t>
+              <w:t>Использование user_id сессии Алисы для фильтрации записей конкретного пользователя.</w:t>
             </w:r>
           </w:p>
         </w:tc>
       </w:tr>
       <w:tr>
-        <w:trPr>
-          <w:cantSplit w:val="0"/>
-          <w:tblHeader w:val="0"/>
-        </w:trPr>
         <w:tc>
           <w:tcPr>
-            <w:shd w:fill="auto" w:val="clear"/>
+            <w:tcW w:w="4680" w:type="dxa"/>
             <w:tcMar>
-              <w:top w:w="75.0" w:type="dxa"/>
-              <w:left w:w="75.0" w:type="dxa"/>
-              <w:bottom w:w="75.0" w:type="dxa"/>
-              <w:right w:w="75.0" w:type="dxa"/>
+              <w:top w:w="75" w:type="dxa"/>
+              <w:left w:w="75" w:type="dxa"/>
+              <w:bottom w:w="75" w:type="dxa"/>
+              <w:right w:w="75" w:type="dxa"/>
             </w:tcMar>
-            <w:vAlign w:val="top"/>
           </w:tcPr>
           <w:p>
             <w:pPr>
               <w:pBdr>
-                <w:top w:space="0" w:sz="0" w:val="nil"/>
-                <w:left w:space="0" w:sz="0" w:val="nil"/>
-                <w:bottom w:space="0" w:sz="0" w:val="nil"/>
-                <w:right w:space="0" w:sz="0" w:val="nil"/>
-                <w:between w:space="0" w:sz="0" w:val="nil"/>
+                <w:top w:val="nil"/>
+                <w:left w:val="nil"/>
+                <w:bottom w:val="nil"/>
+                <w:right w:val="nil"/>
+                <w:between w:val="nil"/>
               </w:pBdr>
-              <w:shd w:fill="auto" w:val="clear"/>
               <w:rPr>
-                <w:b w:val="1"/>
-                <w:bCs w:val="1"/>
+                <w:b/>
+                <w:bCs/>
               </w:rPr>
             </w:pPr>
             <w:r>
               <w:rPr>
-                <w:b w:val="1"/>
-                <w:bCs w:val="1"/>
-                <w:rtl w:val="0"/>
+                <w:b/>
+                <w:bCs/>
               </w:rPr>
-              <w:t xml:space="preserve">Создание записи</w:t>
+              <w:t>Создание записи</w:t>
             </w:r>
           </w:p>
         </w:tc>
         <w:tc>
           <w:tcPr>
-            <w:shd w:fill="auto" w:val="clear"/>
+            <w:tcW w:w="4680" w:type="dxa"/>
             <w:tcMar>
-              <w:top w:w="75.0" w:type="dxa"/>
-              <w:left w:w="75.0" w:type="dxa"/>
-              <w:bottom w:w="75.0" w:type="dxa"/>
-              <w:right w:w="75.0" w:type="dxa"/>
+              <w:top w:w="75" w:type="dxa"/>
+              <w:left w:w="75" w:type="dxa"/>
+              <w:bottom w:w="75" w:type="dxa"/>
+              <w:right w:w="75" w:type="dxa"/>
             </w:tcMar>
-            <w:vAlign w:val="top"/>
           </w:tcPr>
           <w:p>
             <w:pPr>
               <w:pBdr>
-                <w:top w:space="0" w:sz="0" w:val="nil"/>
-                <w:left w:space="0" w:sz="0" w:val="nil"/>
-                <w:bottom w:space="0" w:sz="0" w:val="nil"/>
-                <w:right w:space="0" w:sz="0" w:val="nil"/>
-                <w:between w:space="0" w:sz="0" w:val="nil"/>
+                <w:top w:val="nil"/>
+                <w:left w:val="nil"/>
+                <w:bottom w:val="nil"/>
+                <w:right w:val="nil"/>
+                <w:between w:val="nil"/>
               </w:pBdr>
-              <w:shd w:fill="auto" w:val="clear"/>
-              <w:rPr/>
             </w:pPr>
             <w:r>
-              <w:rPr>
-                <w:rtl w:val="0"/>
-              </w:rPr>
-              <w:t xml:space="preserve">Запись продиктованного текста в базу данных с автоматической отметкой времени.</w:t>
+              <w:t>Запись продиктованного текста в базу данных с автоматической отметкой времени.</w:t>
             </w:r>
           </w:p>
         </w:tc>
       </w:tr>
       <w:tr>
-        <w:trPr>
-          <w:cantSplit w:val="0"/>
-          <w:tblHeader w:val="0"/>
-        </w:trPr>
         <w:tc>
           <w:tcPr>
-            <w:shd w:fill="auto" w:val="clear"/>
+            <w:tcW w:w="4680" w:type="dxa"/>
             <w:tcMar>
-              <w:top w:w="75.0" w:type="dxa"/>
-              <w:left w:w="75.0" w:type="dxa"/>
-              <w:bottom w:w="75.0" w:type="dxa"/>
-              <w:right w:w="75.0" w:type="dxa"/>
+              <w:top w:w="75" w:type="dxa"/>
+              <w:left w:w="75" w:type="dxa"/>
+              <w:bottom w:w="75" w:type="dxa"/>
+              <w:right w:w="75" w:type="dxa"/>
             </w:tcMar>
-            <w:vAlign w:val="top"/>
           </w:tcPr>
           <w:p>
             <w:pPr>
               <w:pBdr>
-                <w:top w:space="0" w:sz="0" w:val="nil"/>
-                <w:left w:space="0" w:sz="0" w:val="nil"/>
-                <w:bottom w:space="0" w:sz="0" w:val="nil"/>
-                <w:right w:space="0" w:sz="0" w:val="nil"/>
-                <w:between w:space="0" w:sz="0" w:val="nil"/>
+                <w:top w:val="nil"/>
+                <w:left w:val="nil"/>
+                <w:bottom w:val="nil"/>
+                <w:right w:val="nil"/>
+                <w:between w:val="nil"/>
               </w:pBdr>
-              <w:shd w:fill="auto" w:val="clear"/>
               <w:rPr>
-                <w:b w:val="1"/>
-                <w:bCs w:val="1"/>
+                <w:b/>
+                <w:bCs/>
               </w:rPr>
             </w:pPr>
             <w:r>
               <w:rPr>
-                <w:b w:val="1"/>
-                <w:bCs w:val="1"/>
-                <w:rtl w:val="0"/>
+                <w:b/>
+                <w:bCs/>
               </w:rPr>
-              <w:t xml:space="preserve">Просмотр за сегодня</w:t>
+              <w:t>Просмотр за сегодня</w:t>
             </w:r>
           </w:p>
         </w:tc>
         <w:tc>
           <w:tcPr>
-            <w:shd w:fill="auto" w:val="clear"/>
+            <w:tcW w:w="4680" w:type="dxa"/>
             <w:tcMar>
-              <w:top w:w="75.0" w:type="dxa"/>
-              <w:left w:w="75.0" w:type="dxa"/>
-              <w:bottom w:w="75.0" w:type="dxa"/>
-              <w:right w:w="75.0" w:type="dxa"/>
+              <w:top w:w="75" w:type="dxa"/>
+              <w:left w:w="75" w:type="dxa"/>
+              <w:bottom w:w="75" w:type="dxa"/>
+              <w:right w:w="75" w:type="dxa"/>
             </w:tcMar>
-            <w:vAlign w:val="top"/>
           </w:tcPr>
           <w:p>
             <w:pPr>
               <w:pBdr>
-                <w:top w:space="0" w:sz="0" w:val="nil"/>
-                <w:left w:space="0" w:sz="0" w:val="nil"/>
-                <w:bottom w:space="0" w:sz="0" w:val="nil"/>
-                <w:right w:space="0" w:sz="0" w:val="nil"/>
-                <w:between w:space="0" w:sz="0" w:val="nil"/>
+                <w:top w:val="nil"/>
+                <w:left w:val="nil"/>
+                <w:bottom w:val="nil"/>
+                <w:right w:val="nil"/>
+                <w:between w:val="nil"/>
               </w:pBdr>
-              <w:shd w:fill="auto" w:val="clear"/>
-              <w:rPr/>
             </w:pPr>
             <w:r>
-              <w:rPr>
-                <w:rtl w:val="0"/>
-              </w:rPr>
-              <w:t xml:space="preserve">Вывод списка всех записей, созданных в текущие сутки, с указанием точного времени (ЧЧ:ММ).</w:t>
+              <w:t>Вывод списка всех записей, созданных в текущие сутки, с указанием точного времени (ЧЧ:ММ).</w:t>
             </w:r>
           </w:p>
         </w:tc>
       </w:tr>
       <w:tr>
-        <w:trPr>
-          <w:cantSplit w:val="0"/>
-          <w:tblHeader w:val="0"/>
-        </w:trPr>
         <w:tc>
           <w:tcPr>
-            <w:shd w:fill="auto" w:val="clear"/>
+            <w:tcW w:w="4680" w:type="dxa"/>
             <w:tcMar>
-              <w:top w:w="75.0" w:type="dxa"/>
-              <w:left w:w="75.0" w:type="dxa"/>
-              <w:bottom w:w="75.0" w:type="dxa"/>
-              <w:right w:w="75.0" w:type="dxa"/>
+              <w:top w:w="75" w:type="dxa"/>
+              <w:left w:w="75" w:type="dxa"/>
+              <w:bottom w:w="75" w:type="dxa"/>
+              <w:right w:w="75" w:type="dxa"/>
             </w:tcMar>
-            <w:vAlign w:val="top"/>
           </w:tcPr>
           <w:p>
             <w:pPr>
               <w:pBdr>
-                <w:top w:space="0" w:sz="0" w:val="nil"/>
-                <w:left w:space="0" w:sz="0" w:val="nil"/>
-                <w:bottom w:space="0" w:sz="0" w:val="nil"/>
-                <w:right w:space="0" w:sz="0" w:val="nil"/>
-                <w:between w:space="0" w:sz="0" w:val="nil"/>
+                <w:top w:val="nil"/>
+                <w:left w:val="nil"/>
+                <w:bottom w:val="nil"/>
+                <w:right w:val="nil"/>
+                <w:between w:val="nil"/>
               </w:pBdr>
-              <w:shd w:fill="auto" w:val="clear"/>
               <w:rPr>
-                <w:b w:val="1"/>
-                <w:bCs w:val="1"/>
+                <w:b/>
+                <w:bCs/>
               </w:rPr>
             </w:pPr>
             <w:r>
               <w:rPr>
-                <w:b w:val="1"/>
-                <w:bCs w:val="1"/>
-                <w:rtl w:val="0"/>
+                <w:b/>
+                <w:bCs/>
               </w:rPr>
-              <w:t xml:space="preserve">Просмотр истории</w:t>
+              <w:t>Просмотр истории</w:t>
             </w:r>
           </w:p>
         </w:tc>
         <w:tc>
           <w:tcPr>
-            <w:shd w:fill="auto" w:val="clear"/>
+            <w:tcW w:w="4680" w:type="dxa"/>
             <w:tcMar>
-              <w:top w:w="75.0" w:type="dxa"/>
-              <w:left w:w="75.0" w:type="dxa"/>
-              <w:bottom w:w="75.0" w:type="dxa"/>
-              <w:right w:w="75.0" w:type="dxa"/>
+              <w:top w:w="75" w:type="dxa"/>
+              <w:left w:w="75" w:type="dxa"/>
+              <w:bottom w:w="75" w:type="dxa"/>
+              <w:right w:w="75" w:type="dxa"/>
             </w:tcMar>
-            <w:vAlign w:val="top"/>
           </w:tcPr>
           <w:p>
             <w:pPr>
               <w:pBdr>
-                <w:top w:space="0" w:sz="0" w:val="nil"/>
-                <w:left w:space="0" w:sz="0" w:val="nil"/>
-                <w:bottom w:space="0" w:sz="0" w:val="nil"/>
-                <w:right w:space="0" w:sz="0" w:val="nil"/>
-                <w:between w:space="0" w:sz="0" w:val="nil"/>
+                <w:top w:val="nil"/>
+                <w:left w:val="nil"/>
+                <w:bottom w:val="nil"/>
+                <w:right w:val="nil"/>
+                <w:between w:val="nil"/>
               </w:pBdr>
-              <w:shd w:fill="auto" w:val="clear"/>
-              <w:rPr/>
             </w:pPr>
             <w:r>
-              <w:rPr>
-                <w:rtl w:val="0"/>
-              </w:rPr>
-              <w:t xml:space="preserve">Возможность просмотра последних 10 записей за все время или записей за вчерашний день.</w:t>
+              <w:t>Возможность просмотра последних 10 записей за все время или записей за вчерашний день.</w:t>
             </w:r>
           </w:p>
         </w:tc>
       </w:tr>
       <w:tr>
-        <w:trPr>
-          <w:cantSplit w:val="0"/>
-          <w:tblHeader w:val="0"/>
-        </w:trPr>
         <w:tc>
           <w:tcPr>
-            <w:shd w:fill="auto" w:val="clear"/>
+            <w:tcW w:w="4680" w:type="dxa"/>
             <w:tcMar>
-              <w:top w:w="75.0" w:type="dxa"/>
-              <w:left w:w="75.0" w:type="dxa"/>
-              <w:bottom w:w="75.0" w:type="dxa"/>
-              <w:right w:w="75.0" w:type="dxa"/>
+              <w:top w:w="75" w:type="dxa"/>
+              <w:left w:w="75" w:type="dxa"/>
+              <w:bottom w:w="75" w:type="dxa"/>
+              <w:right w:w="75" w:type="dxa"/>
             </w:tcMar>
-            <w:vAlign w:val="top"/>
           </w:tcPr>
           <w:p>
             <w:pPr>
               <w:pBdr>
-                <w:top w:space="0" w:sz="0" w:val="nil"/>
-                <w:left w:space="0" w:sz="0" w:val="nil"/>
-                <w:bottom w:space="0" w:sz="0" w:val="nil"/>
-                <w:right w:space="0" w:sz="0" w:val="nil"/>
-                <w:between w:space="0" w:sz="0" w:val="nil"/>
+                <w:top w:val="nil"/>
+                <w:left w:val="nil"/>
+                <w:bottom w:val="nil"/>
+                <w:right w:val="nil"/>
+                <w:between w:val="nil"/>
               </w:pBdr>
-              <w:shd w:fill="auto" w:val="clear"/>
               <w:rPr>
-                <w:b w:val="1"/>
-                <w:bCs w:val="1"/>
+                <w:b/>
+                <w:bCs/>
               </w:rPr>
             </w:pPr>
             <w:r>
               <w:rPr>
-                <w:b w:val="1"/>
-                <w:bCs w:val="1"/>
-                <w:rtl w:val="0"/>
+                <w:b/>
+                <w:bCs/>
               </w:rPr>
-              <w:t xml:space="preserve">Удаление (последняя)</w:t>
+              <w:t>Удаление (последняя)</w:t>
             </w:r>
           </w:p>
         </w:tc>
         <w:tc>
           <w:tcPr>
-            <w:shd w:fill="auto" w:val="clear"/>
+            <w:tcW w:w="4680" w:type="dxa"/>
             <w:tcMar>
-              <w:top w:w="75.0" w:type="dxa"/>
-              <w:left w:w="75.0" w:type="dxa"/>
-              <w:bottom w:w="75.0" w:type="dxa"/>
-              <w:right w:w="75.0" w:type="dxa"/>
+              <w:top w:w="75" w:type="dxa"/>
+              <w:left w:w="75" w:type="dxa"/>
+              <w:bottom w:w="75" w:type="dxa"/>
+              <w:right w:w="75" w:type="dxa"/>
             </w:tcMar>
-            <w:vAlign w:val="top"/>
           </w:tcPr>
           <w:p>
             <w:pPr>
               <w:pBdr>
-                <w:top w:space="0" w:sz="0" w:val="nil"/>
-                <w:left w:space="0" w:sz="0" w:val="nil"/>
-                <w:bottom w:space="0" w:sz="0" w:val="nil"/>
-                <w:right w:space="0" w:sz="0" w:val="nil"/>
-                <w:between w:space="0" w:sz="0" w:val="nil"/>
+                <w:top w:val="nil"/>
+                <w:left w:val="nil"/>
+                <w:bottom w:val="nil"/>
+                <w:right w:val="nil"/>
+                <w:between w:val="nil"/>
               </w:pBdr>
-              <w:shd w:fill="auto" w:val="clear"/>
-              <w:rPr/>
             </w:pPr>
             <w:r>
-              <w:rPr>
-                <w:rtl w:val="0"/>
-              </w:rPr>
-              <w:t xml:space="preserve">Быстрое удаление самой свежей записи пользователя.</w:t>
+              <w:t>Быстрое удаление самой свежей записи пользователя.</w:t>
             </w:r>
           </w:p>
         </w:tc>
       </w:tr>
       <w:tr>
-        <w:trPr>
-          <w:cantSplit w:val="0"/>
-          <w:tblHeader w:val="0"/>
-        </w:trPr>
         <w:tc>
           <w:tcPr>
-            <w:shd w:fill="auto" w:val="clear"/>
+            <w:tcW w:w="4680" w:type="dxa"/>
             <w:tcMar>
-              <w:top w:w="75.0" w:type="dxa"/>
-              <w:left w:w="75.0" w:type="dxa"/>
-              <w:bottom w:w="75.0" w:type="dxa"/>
-              <w:right w:w="75.0" w:type="dxa"/>
+              <w:top w:w="75" w:type="dxa"/>
+              <w:left w:w="75" w:type="dxa"/>
+              <w:bottom w:w="75" w:type="dxa"/>
+              <w:right w:w="75" w:type="dxa"/>
             </w:tcMar>
-            <w:vAlign w:val="top"/>
           </w:tcPr>
           <w:p>
             <w:pPr>
               <w:pBdr>
-                <w:top w:space="0" w:sz="0" w:val="nil"/>
-                <w:left w:space="0" w:sz="0" w:val="nil"/>
-                <w:bottom w:space="0" w:sz="0" w:val="nil"/>
-                <w:right w:space="0" w:sz="0" w:val="nil"/>
-                <w:between w:space="0" w:sz="0" w:val="nil"/>
+                <w:top w:val="nil"/>
+                <w:left w:val="nil"/>
+                <w:bottom w:val="nil"/>
+                <w:right w:val="nil"/>
+                <w:between w:val="nil"/>
               </w:pBdr>
-              <w:shd w:fill="auto" w:val="clear"/>
               <w:rPr>
-                <w:b w:val="1"/>
-                <w:bCs w:val="1"/>
+                <w:b/>
+                <w:bCs/>
               </w:rPr>
             </w:pPr>
             <w:r>
               <w:rPr>
-                <w:b w:val="1"/>
-                <w:bCs w:val="1"/>
-                <w:rtl w:val="0"/>
+                <w:b/>
+                <w:bCs/>
               </w:rPr>
-              <w:t xml:space="preserve">Удаление (по номеру)</w:t>
+              <w:t>Удаление (по номеру)</w:t>
             </w:r>
           </w:p>
         </w:tc>
         <w:tc>
           <w:tcPr>
-            <w:shd w:fill="auto" w:val="clear"/>
+            <w:tcW w:w="4680" w:type="dxa"/>
             <w:tcMar>
-              <w:top w:w="75.0" w:type="dxa"/>
-              <w:left w:w="75.0" w:type="dxa"/>
-              <w:bottom w:w="75.0" w:type="dxa"/>
-              <w:right w:w="75.0" w:type="dxa"/>
+              <w:top w:w="75" w:type="dxa"/>
+              <w:left w:w="75" w:type="dxa"/>
+              <w:bottom w:w="75" w:type="dxa"/>
+              <w:right w:w="75" w:type="dxa"/>
             </w:tcMar>
-            <w:vAlign w:val="top"/>
           </w:tcPr>
           <w:p>
             <w:pPr>
               <w:pBdr>
-                <w:top w:space="0" w:sz="0" w:val="nil"/>
-                <w:left w:space="0" w:sz="0" w:val="nil"/>
-                <w:bottom w:space="0" w:sz="0" w:val="nil"/>
-                <w:right w:space="0" w:sz="0" w:val="nil"/>
-                <w:between w:space="0" w:sz="0" w:val="nil"/>
+                <w:top w:val="nil"/>
+                <w:left w:val="nil"/>
+                <w:bottom w:val="nil"/>
+                <w:right w:val="nil"/>
+                <w:between w:val="nil"/>
               </w:pBdr>
-              <w:shd w:fill="auto" w:val="clear"/>
-              <w:rPr/>
             </w:pPr>
             <w:r>
-              <w:rPr>
-                <w:rtl w:val="0"/>
-              </w:rPr>
-              <w:t xml:space="preserve">Удаление конкретной записи из списка за сегодня по её порядковому номеру.</w:t>
+              <w:t>Удаление конкретной записи из списка за сегодня по её порядковому номеру.</w:t>
             </w:r>
           </w:p>
         </w:tc>
@@ -808,41 +590,25 @@
     </w:tbl>
     <w:p>
       <w:pPr>
-        <w:pStyle w:val="Heading2"/>
+        <w:pStyle w:val="2"/>
+      </w:pPr>
+      <w:r>
+        <w:lastRenderedPageBreak/>
+        <w:t>3. Архитектура и структура проекта</w:t>
+      </w:r>
+    </w:p>
+    <w:p>
+      <w:pPr>
         <w:pBdr>
-          <w:top w:space="0" w:sz="0" w:val="nil"/>
-          <w:left w:space="0" w:sz="0" w:val="nil"/>
-          <w:bottom w:space="0" w:sz="0" w:val="nil"/>
-          <w:right w:space="0" w:sz="0" w:val="nil"/>
-          <w:between w:space="0" w:sz="0" w:val="nil"/>
+          <w:top w:val="nil"/>
+          <w:left w:val="nil"/>
+          <w:bottom w:val="nil"/>
+          <w:right w:val="nil"/>
+          <w:between w:val="nil"/>
         </w:pBdr>
-        <w:shd w:fill="auto" w:val="clear"/>
-        <w:rPr/>
-      </w:pPr>
-      <w:r>
-        <w:rPr>
-          <w:rtl w:val="0"/>
-        </w:rPr>
-        <w:t xml:space="preserve">3. Архитектура и структура проекта</w:t>
-      </w:r>
-    </w:p>
-    <w:p>
-      <w:pPr>
-        <w:pBdr>
-          <w:top w:space="0" w:sz="0" w:val="nil"/>
-          <w:left w:space="0" w:sz="0" w:val="nil"/>
-          <w:bottom w:space="0" w:sz="0" w:val="nil"/>
-          <w:right w:space="0" w:sz="0" w:val="nil"/>
-          <w:between w:space="0" w:sz="0" w:val="nil"/>
-        </w:pBdr>
-        <w:shd w:fill="auto" w:val="clear"/>
-        <w:rPr/>
-      </w:pPr>
-      <w:r>
-        <w:rPr>
-          <w:rtl w:val="0"/>
-        </w:rPr>
-        <w:t xml:space="preserve">Проект построен по модульной структуре для обеспечения масштабируемости и чистоты кода:</w:t>
+      </w:pPr>
+      <w:r>
+        <w:t>Проект построен по модульной структуре для обеспечения масштабируемости и чистоты кода:</w:t>
       </w:r>
     </w:p>
     <w:p>
@@ -852,28 +618,22 @@
           <w:numId w:val="2"/>
         </w:numPr>
         <w:pBdr>
-          <w:top w:space="0" w:sz="0" w:val="nil"/>
-          <w:left w:space="0" w:sz="0" w:val="nil"/>
-          <w:bottom w:space="0" w:sz="0" w:val="nil"/>
-          <w:right w:space="0" w:sz="0" w:val="nil"/>
-          <w:between w:space="0" w:sz="0" w:val="nil"/>
+          <w:top w:val="nil"/>
+          <w:left w:val="nil"/>
+          <w:bottom w:val="nil"/>
+          <w:right w:val="nil"/>
+          <w:between w:val="nil"/>
         </w:pBdr>
-        <w:shd w:fill="auto" w:val="clear"/>
-        <w:ind w:left="600" w:hanging="360"/>
       </w:pPr>
       <w:r>
         <w:rPr>
-          <w:b w:val="1"/>
-          <w:bCs w:val="1"/>
-          <w:rtl w:val="0"/>
+          <w:b/>
+          <w:bCs/>
         </w:rPr>
-        <w:t xml:space="preserve">main.py</w:t>
-      </w:r>
-      <w:r>
-        <w:rPr>
-          <w:rtl w:val="0"/>
-        </w:rPr>
-        <w:t xml:space="preserve">: Основной файл приложения FastAPI. Принимает вебхуки от Яндекса и делегирует обработку логики.</w:t>
+        <w:t>main.py</w:t>
+      </w:r>
+      <w:r>
+        <w:t>: Основной файл приложения FastAPI. Принимает вебхуки от Яндекса и делегирует обработку логики.</w:t>
       </w:r>
     </w:p>
     <w:p>
@@ -883,28 +643,22 @@
           <w:numId w:val="2"/>
         </w:numPr>
         <w:pBdr>
-          <w:top w:space="0" w:sz="0" w:val="nil"/>
-          <w:left w:space="0" w:sz="0" w:val="nil"/>
-          <w:bottom w:space="0" w:sz="0" w:val="nil"/>
-          <w:right w:space="0" w:sz="0" w:val="nil"/>
-          <w:between w:space="0" w:sz="0" w:val="nil"/>
+          <w:top w:val="nil"/>
+          <w:left w:val="nil"/>
+          <w:bottom w:val="nil"/>
+          <w:right w:val="nil"/>
+          <w:between w:val="nil"/>
         </w:pBdr>
-        <w:shd w:fill="auto" w:val="clear"/>
-        <w:ind w:left="600" w:hanging="360"/>
       </w:pPr>
       <w:r>
         <w:rPr>
-          <w:b w:val="1"/>
-          <w:bCs w:val="1"/>
-          <w:rtl w:val="0"/>
+          <w:b/>
+          <w:bCs/>
         </w:rPr>
-        <w:t xml:space="preserve">api.py</w:t>
-      </w:r>
-      <w:r>
-        <w:rPr>
-          <w:rtl w:val="0"/>
-        </w:rPr>
-        <w:t xml:space="preserve">: Модуль обработки диалогов. Содержит логику распознавания команд и формирования ответов.</w:t>
+        <w:t>api.py</w:t>
+      </w:r>
+      <w:r>
+        <w:t>: Модуль обработки диалогов. Содержит логику распознавания команд и формирования ответов.</w:t>
       </w:r>
     </w:p>
     <w:p>
@@ -914,28 +668,22 @@
           <w:numId w:val="2"/>
         </w:numPr>
         <w:pBdr>
-          <w:top w:space="0" w:sz="0" w:val="nil"/>
-          <w:left w:space="0" w:sz="0" w:val="nil"/>
-          <w:bottom w:space="0" w:sz="0" w:val="nil"/>
-          <w:right w:space="0" w:sz="0" w:val="nil"/>
-          <w:between w:space="0" w:sz="0" w:val="nil"/>
+          <w:top w:val="nil"/>
+          <w:left w:val="nil"/>
+          <w:bottom w:val="nil"/>
+          <w:right w:val="nil"/>
+          <w:between w:val="nil"/>
         </w:pBdr>
-        <w:shd w:fill="auto" w:val="clear"/>
-        <w:ind w:left="600" w:hanging="360"/>
       </w:pPr>
       <w:r>
         <w:rPr>
-          <w:b w:val="1"/>
-          <w:bCs w:val="1"/>
-          <w:rtl w:val="0"/>
+          <w:b/>
+          <w:bCs/>
         </w:rPr>
-        <w:t xml:space="preserve">models.py</w:t>
-      </w:r>
-      <w:r>
-        <w:rPr>
-          <w:rtl w:val="0"/>
-        </w:rPr>
-        <w:t xml:space="preserve">: Описание структуры таблиц базы данных (SQLAlchemy).</w:t>
+        <w:t>models.py</w:t>
+      </w:r>
+      <w:r>
+        <w:t>: Описание структуры таблиц базы данных (SQLAlchemy).</w:t>
       </w:r>
     </w:p>
     <w:p>
@@ -945,28 +693,22 @@
           <w:numId w:val="2"/>
         </w:numPr>
         <w:pBdr>
-          <w:top w:space="0" w:sz="0" w:val="nil"/>
-          <w:left w:space="0" w:sz="0" w:val="nil"/>
-          <w:bottom w:space="0" w:sz="0" w:val="nil"/>
-          <w:right w:space="0" w:sz="0" w:val="nil"/>
-          <w:between w:space="0" w:sz="0" w:val="nil"/>
+          <w:top w:val="nil"/>
+          <w:left w:val="nil"/>
+          <w:bottom w:val="nil"/>
+          <w:right w:val="nil"/>
+          <w:between w:val="nil"/>
         </w:pBdr>
-        <w:shd w:fill="auto" w:val="clear"/>
-        <w:ind w:left="600" w:hanging="360"/>
       </w:pPr>
       <w:r>
         <w:rPr>
-          <w:b w:val="1"/>
-          <w:bCs w:val="1"/>
-          <w:rtl w:val="0"/>
+          <w:b/>
+          <w:bCs/>
         </w:rPr>
-        <w:t xml:space="preserve">crud.py</w:t>
-      </w:r>
-      <w:r>
-        <w:rPr>
-          <w:rtl w:val="0"/>
-        </w:rPr>
-        <w:t xml:space="preserve">: Слой взаимодействия с БД (Create, Read, Delete функции).</w:t>
+        <w:t>crud.py</w:t>
+      </w:r>
+      <w:r>
+        <w:t>: Слой взаимодействия с БД (Create, Read, Delete функции).</w:t>
       </w:r>
     </w:p>
     <w:p>
@@ -976,223 +718,147 @@
           <w:numId w:val="2"/>
         </w:numPr>
         <w:pBdr>
-          <w:top w:space="0" w:sz="0" w:val="nil"/>
-          <w:left w:space="0" w:sz="0" w:val="nil"/>
-          <w:bottom w:space="0" w:sz="0" w:val="nil"/>
-          <w:right w:space="0" w:sz="0" w:val="nil"/>
-          <w:between w:space="0" w:sz="0" w:val="nil"/>
+          <w:top w:val="nil"/>
+          <w:left w:val="nil"/>
+          <w:bottom w:val="nil"/>
+          <w:right w:val="nil"/>
+          <w:between w:val="nil"/>
         </w:pBdr>
-        <w:shd w:fill="auto" w:val="clear"/>
-        <w:ind w:left="600" w:hanging="360"/>
       </w:pPr>
       <w:r>
         <w:rPr>
-          <w:b w:val="1"/>
-          <w:bCs w:val="1"/>
-          <w:rtl w:val="0"/>
+          <w:b/>
+          <w:bCs/>
         </w:rPr>
-        <w:t xml:space="preserve">database.py</w:t>
-      </w:r>
-      <w:r>
+        <w:t>database.py</w:t>
+      </w:r>
+      <w:r>
+        <w:t>: Конфигурация подключения к SQLite.</w:t>
+      </w:r>
+    </w:p>
+    <w:p>
+      <w:pPr>
+        <w:pStyle w:val="2"/>
+        <w:spacing w:after="240"/>
+      </w:pPr>
+      <w:r>
+        <w:t>4. Описание ключевых алгоритмов</w:t>
+      </w:r>
+    </w:p>
+    <w:p>
+      <w:pPr>
+        <w:pStyle w:val="3"/>
+        <w:spacing w:before="0"/>
+      </w:pPr>
+      <w:r>
+        <w:t>4.1. Обработка команд удаления</w:t>
+      </w:r>
+    </w:p>
+    <w:p>
+      <w:pPr>
+        <w:pBdr>
+          <w:top w:val="nil"/>
+          <w:left w:val="nil"/>
+          <w:bottom w:val="nil"/>
+          <w:right w:val="nil"/>
+          <w:between w:val="nil"/>
+        </w:pBdr>
+        <w:spacing w:after="240"/>
+      </w:pPr>
+      <w:r>
+        <w:t>Для реализации удаления по номеру используется регулярное выражение (библиотека re) и словарь порядковых числительных. Это позволяет системе понимать фразы вида «удали вторую запись» или «удали номер 1».</w:t>
+      </w:r>
+    </w:p>
+    <w:p>
+      <w:pPr>
+        <w:pStyle w:val="3"/>
+        <w:spacing w:before="0"/>
+      </w:pPr>
+      <w:r>
+        <w:t>4.2. Фильтрация по времени</w:t>
+      </w:r>
+    </w:p>
+    <w:p>
+      <w:pPr>
+        <w:pBdr>
+          <w:top w:val="nil"/>
+          <w:left w:val="nil"/>
+          <w:bottom w:val="nil"/>
+          <w:right w:val="nil"/>
+          <w:between w:val="nil"/>
+        </w:pBdr>
+        <w:spacing w:after="225"/>
+      </w:pPr>
+      <w:r>
+        <w:t>При просмотре записей «за сегодня» система вычисляет временной интервал от 00:00:00 до 23:59:59 текущего дня, гарантируя релевантность выдачи.</w:t>
+      </w:r>
+    </w:p>
+    <w:p>
+      <w:pPr>
+        <w:pStyle w:val="3"/>
+        <w:spacing w:before="0"/>
         <w:rPr>
-          <w:rtl w:val="0"/>
+          <w:lang w:val="en-US"/>
         </w:rPr>
-        <w:t xml:space="preserve">: Конфигурация подключения к SQLite.</w:t>
-      </w:r>
-    </w:p>
-    <w:p>
-      <w:pPr>
-        <w:pStyle w:val="Heading2"/>
+      </w:pPr>
+      <w:r>
+        <w:t>4.</w:t>
+      </w:r>
+      <w:r>
+        <w:t>3</w:t>
+      </w:r>
+      <w:r>
+        <w:t xml:space="preserve">. </w:t>
+      </w:r>
+      <w:r>
+        <w:t xml:space="preserve">Дополнительное </w:t>
+      </w:r>
+      <w:r>
+        <w:rPr>
+          <w:lang w:val="en-US"/>
+        </w:rPr>
+        <w:t>API</w:t>
+      </w:r>
+    </w:p>
+    <w:p>
+      <w:r>
+        <w:t xml:space="preserve">Реализован запрос к сервису предоставления погоды на базе </w:t>
+      </w:r>
+      <w:r>
+        <w:rPr>
+          <w:lang w:val="en-US"/>
+        </w:rPr>
+        <w:t>OpenWeather</w:t>
+      </w:r>
+    </w:p>
+    <w:p>
+      <w:pPr>
         <w:pBdr>
-          <w:top w:space="0" w:sz="0" w:val="nil"/>
-          <w:left w:space="0" w:sz="0" w:val="nil"/>
-          <w:bottom w:space="0" w:sz="0" w:val="nil"/>
-          <w:right w:space="0" w:sz="0" w:val="nil"/>
-          <w:between w:space="0" w:sz="0" w:val="nil"/>
+          <w:top w:val="nil"/>
+          <w:left w:val="nil"/>
+          <w:bottom w:val="nil"/>
+          <w:right w:val="nil"/>
+          <w:between w:val="nil"/>
         </w:pBdr>
-        <w:shd w:fill="auto" w:val="clear"/>
-        <w:spacing w:after="240" w:lineRule="auto"/>
-        <w:rPr/>
-      </w:pPr>
-      <w:r>
-        <w:rPr>
-          <w:rtl w:val="0"/>
-        </w:rPr>
-        <w:t xml:space="preserve">4. Описание ключевых алгоритмов</w:t>
-      </w:r>
-    </w:p>
-    <w:p>
-      <w:pPr>
-        <w:pStyle w:val="Heading3"/>
-        <w:pBdr>
-          <w:top w:space="0" w:sz="0" w:val="nil"/>
-          <w:left w:space="0" w:sz="0" w:val="nil"/>
-          <w:bottom w:space="0" w:sz="0" w:val="nil"/>
-          <w:right w:space="0" w:sz="0" w:val="nil"/>
-          <w:between w:space="0" w:sz="0" w:val="nil"/>
-        </w:pBdr>
-        <w:shd w:fill="auto" w:val="clear"/>
-        <w:spacing w:before="0" w:lineRule="auto"/>
-        <w:rPr/>
-      </w:pPr>
-      <w:r>
-        <w:rPr>
-          <w:rtl w:val="0"/>
-        </w:rPr>
-        <w:t xml:space="preserve">4.1. Обработка команд удаления</w:t>
-      </w:r>
-    </w:p>
-    <w:p>
-      <w:pPr>
-        <w:pBdr>
-          <w:top w:space="0" w:sz="0" w:val="nil"/>
-          <w:left w:space="0" w:sz="0" w:val="nil"/>
-          <w:bottom w:space="0" w:sz="0" w:val="nil"/>
-          <w:right w:space="0" w:sz="0" w:val="nil"/>
-          <w:between w:space="0" w:sz="0" w:val="nil"/>
-        </w:pBdr>
-        <w:shd w:fill="auto" w:val="clear"/>
-        <w:spacing w:after="240" w:lineRule="auto"/>
-        <w:rPr/>
-      </w:pPr>
-      <w:r>
-        <w:rPr>
-          <w:rtl w:val="0"/>
-        </w:rPr>
-        <w:t xml:space="preserve">Для реализации удаления по номеру используется регулярное выражение (библиотека re) и словарь порядковых числительных. Это позволяет системе понимать фразы вида «удали вторую запись» или «удали номер 1».</w:t>
-      </w:r>
-    </w:p>
-    <w:p>
-      <w:pPr>
-        <w:pStyle w:val="Heading3"/>
-        <w:pBdr>
-          <w:top w:space="0" w:sz="0" w:val="nil"/>
-          <w:left w:space="0" w:sz="0" w:val="nil"/>
-          <w:bottom w:space="0" w:sz="0" w:val="nil"/>
-          <w:right w:space="0" w:sz="0" w:val="nil"/>
-          <w:between w:space="0" w:sz="0" w:val="nil"/>
-        </w:pBdr>
-        <w:shd w:fill="auto" w:val="clear"/>
-        <w:spacing w:before="0" w:lineRule="auto"/>
-        <w:rPr/>
-      </w:pPr>
-      <w:r>
-        <w:rPr>
-          <w:rtl w:val="0"/>
-        </w:rPr>
-        <w:t xml:space="preserve">4.2. Фильтрация по времени</w:t>
-      </w:r>
-    </w:p>
-    <w:p>
-      <w:pPr>
-        <w:pBdr>
-          <w:top w:space="0" w:sz="0" w:val="nil"/>
-          <w:left w:space="0" w:sz="0" w:val="nil"/>
-          <w:bottom w:space="0" w:sz="0" w:val="nil"/>
-          <w:right w:space="0" w:sz="0" w:val="nil"/>
-          <w:between w:space="0" w:sz="0" w:val="nil"/>
-        </w:pBdr>
-        <w:shd w:fill="auto" w:val="clear"/>
-        <w:spacing w:after="225" w:lineRule="auto"/>
-        <w:rPr/>
-      </w:pPr>
-      <w:r>
-        <w:rPr>
-          <w:rtl w:val="0"/>
-        </w:rPr>
-        <w:t xml:space="preserve">При просмотре записей «за сегодня» система вычисляет временной интервал от 00:00:00 до 23:59:59 текущего дня, гарантируя релевантность выдачи.</w:t>
-      </w:r>
-    </w:p>
-    <w:p>
-      <w:pPr>
-        <w:pStyle w:val="Heading2"/>
-        <w:pBdr>
-          <w:top w:space="0" w:sz="0" w:val="nil"/>
-          <w:left w:space="0" w:sz="0" w:val="nil"/>
-          <w:bottom w:space="0" w:sz="0" w:val="nil"/>
-          <w:right w:space="0" w:sz="0" w:val="nil"/>
-          <w:between w:space="0" w:sz="0" w:val="nil"/>
-        </w:pBdr>
-        <w:shd w:fill="auto" w:val="clear"/>
-        <w:spacing w:before="0" w:lineRule="auto"/>
-        <w:rPr/>
-      </w:pPr>
-      <w:r>
-        <w:rPr>
-          <w:rtl w:val="0"/>
-        </w:rPr>
-        <w:t xml:space="preserve">5. Инструкция по запуску</w:t>
-      </w:r>
-    </w:p>
-    <w:p>
-      <w:pPr>
-        <w:pBdr>
-          <w:top w:space="0" w:sz="0" w:val="nil"/>
-          <w:left w:space="0" w:sz="0" w:val="nil"/>
-          <w:bottom w:space="0" w:sz="0" w:val="nil"/>
-          <w:right w:space="0" w:sz="0" w:val="nil"/>
-          <w:between w:space="0" w:sz="0" w:val="nil"/>
-        </w:pBdr>
-        <w:shd w:fill="auto" w:val="clear"/>
-        <w:spacing w:after="450" w:before="150" w:lineRule="auto"/>
-        <w:ind w:left="150" w:right="150" w:firstLine="0"/>
-        <w:rPr>
-          <w:rFonts w:ascii="Courier" w:cs="Courier" w:eastAsia="Courier" w:hAnsi="Courier"/>
-          <w:shd w:fill="f4f4f4" w:val="clear"/>
-        </w:rPr>
-      </w:pPr>
-      <w:r>
-        <w:rPr>
-          <w:rFonts w:ascii="Courier" w:cs="Courier" w:eastAsia="Courier" w:hAnsi="Courier"/>
-          <w:shd w:fill="f4f4f4" w:val="clear"/>
-          <w:rtl w:val="0"/>
-        </w:rPr>
-        <w:t xml:space="preserve">1. Установить зависимости: pip install fastapi uvicorn sqlalchemy</w:t>
-        <w:br w:type="textWrapping"/>
-        <w:t xml:space="preserve">2. Запустить сервер: python main.py</w:t>
-        <w:br w:type="textWrapping"/>
-        <w:t xml:space="preserve">3. Настроить туннель (например, через ngrok) на порт 8000.</w:t>
-        <w:br w:type="textWrapping"/>
-        <w:t xml:space="preserve">4. Указать URL в консоли Яндекс Диалогов.</w:t>
-        <w:br w:type="textWrapping"/>
-      </w:r>
-    </w:p>
-    <w:p>
-      <w:pPr>
-        <w:pBdr>
-          <w:top w:space="0" w:sz="0" w:val="nil"/>
-          <w:left w:space="0" w:sz="0" w:val="nil"/>
-          <w:bottom w:space="0" w:sz="0" w:val="nil"/>
-          <w:right w:space="0" w:sz="0" w:val="nil"/>
-          <w:between w:space="0" w:sz="0" w:val="nil"/>
-        </w:pBdr>
-        <w:shd w:fill="auto" w:val="clear"/>
-        <w:rPr>
-          <w:i w:val="1"/>
-          <w:iCs w:val="1"/>
-        </w:rPr>
-      </w:pPr>
-      <w:r>
-        <w:rPr>
-          <w:i w:val="1"/>
-          <w:iCs w:val="1"/>
-          <w:rtl w:val="0"/>
-        </w:rPr>
-        <w:t xml:space="preserve">Проект разработан в рамках учебной дисциплины.</w:t>
-      </w:r>
+        <w:spacing w:after="225"/>
+      </w:pPr>
     </w:p>
     <w:sectPr>
-      <w:pgSz w:h="15840" w:w="12240" w:orient="portrait"/>
-      <w:pgMar w:bottom="1440" w:top="1440" w:left="1440" w:right="1440" w:header="0" w:footer="720"/>
+      <w:pgSz w:w="12240" w:h="15840"/>
+      <w:pgMar w:top="1440" w:right="1440" w:bottom="1440" w:left="1440" w:header="0" w:footer="720" w:gutter="0"/>
       <w:pgNumType w:start="1"/>
+      <w:cols w:space="720"/>
     </w:sectPr>
   </w:body>
 </w:document>
 </file>
 
 <file path=word/numbering.xml><?xml version="1.0" encoding="utf-8"?>
-<w:numbering xmlns:mc="http://schemas.openxmlformats.org/markup-compatibility/2006" xmlns:o="urn:schemas-microsoft-com:office:office" xmlns:r="http://schemas.openxmlformats.org/officeDocument/2006/relationships" xmlns:m="http://schemas.openxmlformats.org/officeDocument/2006/math" xmlns:v="urn:schemas-microsoft-com:vml" xmlns:wp="http://schemas.openxmlformats.org/drawingml/2006/wordprocessingDrawing" xmlns:w10="urn:schemas-microsoft-com:office:word" xmlns:w="http://schemas.openxmlformats.org/wordprocessingml/2006/main" xmlns:wne="http://schemas.microsoft.com/office/word/2006/wordml" xmlns:sl="http://schemas.openxmlformats.org/schemaLibrary/2006/main" xmlns:a="http://schemas.openxmlformats.org/drawingml/2006/main" xmlns:pic="http://schemas.openxmlformats.org/drawingml/2006/picture" xmlns:c="http://schemas.openxmlformats.org/drawingml/2006/chart" xmlns:lc="http://schemas.openxmlformats.org/drawingml/2006/lockedCanvas" xmlns:dgm="http://schemas.openxmlformats.org/drawingml/2006/diagram" xmlns:wps="http://schemas.microsoft.com/office/word/2010/wordprocessingShape" xmlns:wpg="http://schemas.microsoft.com/office/word/2010/wordprocessingGroup" xmlns:w14="http://schemas.microsoft.com/office/word/2010/wordml" xmlns:w15="http://schemas.microsoft.com/office/word/2012/wordml" xmlns:w16="http://schemas.microsoft.com/office/word/2018/wordml" xmlns:w16cex="http://schemas.microsoft.com/office/word/2018/wordml/cex" xmlns:w16cid="http://schemas.microsoft.com/office/word/2016/wordml/cid" xmlns="http://schemas.microsoft.com/office/tasks/2019/documenttasks" xmlns:cr="http://schemas.microsoft.com/office/comments/2020/reactions">
-  <w:abstractNum w:abstractNumId="1">
+<w:numbering xmlns:wpc="http://schemas.microsoft.com/office/word/2010/wordprocessingCanvas" xmlns:cx="http://schemas.microsoft.com/office/drawing/2014/chartex" xmlns:cx1="http://schemas.microsoft.com/office/drawing/2015/9/8/chartex" xmlns:cx2="http://schemas.microsoft.com/office/drawing/2015/10/21/chartex" xmlns:cx3="http://schemas.microsoft.com/office/drawing/2016/5/9/chartex" xmlns:cx4="http://schemas.microsoft.com/office/drawing/2016/5/10/chartex" xmlns:cx5="http://schemas.microsoft.com/office/drawing/2016/5/11/chartex" xmlns:cx6="http://schemas.microsoft.com/office/drawing/2016/5/12/chartex" xmlns:cx7="http://schemas.microsoft.com/office/drawing/2016/5/13/chartex" xmlns:cx8="http://schemas.microsoft.com/office/drawing/2016/5/14/chartex" xmlns:mc="http://schemas.openxmlformats.org/markup-compatibility/2006" xmlns:aink="http://schemas.microsoft.com/office/drawing/2016/ink" xmlns:am3d="http://schemas.microsoft.com/office/drawing/2017/model3d" xmlns:o="urn:schemas-microsoft-com:office:office" xmlns:oel="http://schemas.microsoft.com/office/2019/extlst" xmlns:r="http://schemas.openxmlformats.org/officeDocument/2006/relationships" xmlns:m="http://schemas.openxmlformats.org/officeDocument/2006/math" xmlns:v="urn:schemas-microsoft-com:vml" xmlns:wp14="http://schemas.microsoft.com/office/word/2010/wordprocessingDrawing" xmlns:wp="http://schemas.openxmlformats.org/drawingml/2006/wordprocessingDrawing" xmlns:w10="urn:schemas-microsoft-com:office:word" xmlns:w="http://schemas.openxmlformats.org/wordprocessingml/2006/main" xmlns:w14="http://schemas.microsoft.com/office/word/2010/wordml" xmlns:w15="http://schemas.microsoft.com/office/word/2012/wordml" xmlns:w16cex="http://schemas.microsoft.com/office/word/2018/wordml/cex" xmlns:w16cid="http://schemas.microsoft.com/office/word/2016/wordml/cid" xmlns:w16="http://schemas.microsoft.com/office/word/2018/wordml" xmlns:w16du="http://schemas.microsoft.com/office/word/2023/wordml/word16du" xmlns:w16sdtdh="http://schemas.microsoft.com/office/word/2020/wordml/sdtdatahash" xmlns:w16sdtfl="http://schemas.microsoft.com/office/word/2024/wordml/sdtformatlock" xmlns:w16se="http://schemas.microsoft.com/office/word/2015/wordml/symex" xmlns:wpg="http://schemas.microsoft.com/office/word/2010/wordprocessingGroup" xmlns:wpi="http://schemas.microsoft.com/office/word/2010/wordprocessingInk" xmlns:wne="http://schemas.microsoft.com/office/word/2006/wordml" xmlns:wps="http://schemas.microsoft.com/office/word/2010/wordprocessingShape" mc:Ignorable="w14 w15 w16se w16cid w16 w16cex w16sdtdh w16sdtfl w16du wp14">
+  <w:abstractNum w:abstractNumId="0" w15:restartNumberingAfterBreak="0">
+    <w:nsid w:val="030807D1"/>
+    <w:multiLevelType w:val="multilevel"/>
+    <w:tmpl w:val="09EAA89E"/>
     <w:lvl w:ilvl="0">
       <w:start w:val="1"/>
       <w:numFmt w:val="bullet"/>
@@ -1202,7 +868,7 @@
         <w:ind w:left="600" w:hanging="360"/>
       </w:pPr>
       <w:rPr>
-        <w:rFonts w:ascii="Arial" w:cs="Arial" w:eastAsia="Arial" w:hAnsi="Arial"/>
+        <w:rFonts w:ascii="Arial" w:eastAsia="Arial" w:hAnsi="Arial" w:cs="Arial"/>
         <w:b w:val="0"/>
         <w:bCs w:val="0"/>
         <w:i w:val="0"/>
@@ -1213,7 +879,7 @@
         <w:sz w:val="22"/>
         <w:szCs w:val="22"/>
         <w:u w:val="none"/>
-        <w:shd w:fill="auto" w:val="clear"/>
+        <w:shd w:val="clear" w:color="auto" w:fill="auto"/>
         <w:vertAlign w:val="baseline"/>
       </w:rPr>
     </w:lvl>
@@ -1226,7 +892,7 @@
         <w:ind w:left="1440" w:hanging="360"/>
       </w:pPr>
       <w:rPr>
-        <w:rFonts w:ascii="Arial" w:cs="Arial" w:eastAsia="Arial" w:hAnsi="Arial"/>
+        <w:rFonts w:ascii="Arial" w:eastAsia="Arial" w:hAnsi="Arial" w:cs="Arial"/>
         <w:b w:val="0"/>
         <w:bCs w:val="0"/>
         <w:i w:val="0"/>
@@ -1237,7 +903,7 @@
         <w:sz w:val="22"/>
         <w:szCs w:val="22"/>
         <w:u w:val="none"/>
-        <w:shd w:fill="auto" w:val="clear"/>
+        <w:shd w:val="clear" w:color="auto" w:fill="auto"/>
         <w:vertAlign w:val="baseline"/>
       </w:rPr>
     </w:lvl>
@@ -1250,7 +916,7 @@
         <w:ind w:left="2160" w:hanging="360"/>
       </w:pPr>
       <w:rPr>
-        <w:rFonts w:ascii="Arial" w:cs="Arial" w:eastAsia="Arial" w:hAnsi="Arial"/>
+        <w:rFonts w:ascii="Arial" w:eastAsia="Arial" w:hAnsi="Arial" w:cs="Arial"/>
         <w:b w:val="0"/>
         <w:bCs w:val="0"/>
         <w:i w:val="0"/>
@@ -1261,7 +927,7 @@
         <w:sz w:val="22"/>
         <w:szCs w:val="22"/>
         <w:u w:val="none"/>
-        <w:shd w:fill="auto" w:val="clear"/>
+        <w:shd w:val="clear" w:color="auto" w:fill="auto"/>
         <w:vertAlign w:val="baseline"/>
       </w:rPr>
     </w:lvl>
@@ -1274,7 +940,7 @@
         <w:ind w:left="2880" w:hanging="360"/>
       </w:pPr>
       <w:rPr>
-        <w:rFonts w:ascii="Arial" w:cs="Arial" w:eastAsia="Arial" w:hAnsi="Arial"/>
+        <w:rFonts w:ascii="Arial" w:eastAsia="Arial" w:hAnsi="Arial" w:cs="Arial"/>
         <w:b w:val="0"/>
         <w:bCs w:val="0"/>
         <w:i w:val="0"/>
@@ -1285,7 +951,7 @@
         <w:sz w:val="22"/>
         <w:szCs w:val="22"/>
         <w:u w:val="none"/>
-        <w:shd w:fill="auto" w:val="clear"/>
+        <w:shd w:val="clear" w:color="auto" w:fill="auto"/>
         <w:vertAlign w:val="baseline"/>
       </w:rPr>
     </w:lvl>
@@ -1298,7 +964,7 @@
         <w:ind w:left="3600" w:hanging="360"/>
       </w:pPr>
       <w:rPr>
-        <w:rFonts w:ascii="Arial" w:cs="Arial" w:eastAsia="Arial" w:hAnsi="Arial"/>
+        <w:rFonts w:ascii="Arial" w:eastAsia="Arial" w:hAnsi="Arial" w:cs="Arial"/>
         <w:b w:val="0"/>
         <w:bCs w:val="0"/>
         <w:i w:val="0"/>
@@ -1309,7 +975,7 @@
         <w:sz w:val="22"/>
         <w:szCs w:val="22"/>
         <w:u w:val="none"/>
-        <w:shd w:fill="auto" w:val="clear"/>
+        <w:shd w:val="clear" w:color="auto" w:fill="auto"/>
         <w:vertAlign w:val="baseline"/>
       </w:rPr>
     </w:lvl>
@@ -1322,7 +988,7 @@
         <w:ind w:left="4320" w:hanging="360"/>
       </w:pPr>
       <w:rPr>
-        <w:rFonts w:ascii="Arial" w:cs="Arial" w:eastAsia="Arial" w:hAnsi="Arial"/>
+        <w:rFonts w:ascii="Arial" w:eastAsia="Arial" w:hAnsi="Arial" w:cs="Arial"/>
         <w:b w:val="0"/>
         <w:bCs w:val="0"/>
         <w:i w:val="0"/>
@@ -1333,7 +999,7 @@
         <w:sz w:val="22"/>
         <w:szCs w:val="22"/>
         <w:u w:val="none"/>
-        <w:shd w:fill="auto" w:val="clear"/>
+        <w:shd w:val="clear" w:color="auto" w:fill="auto"/>
         <w:vertAlign w:val="baseline"/>
       </w:rPr>
     </w:lvl>
@@ -1346,7 +1012,7 @@
         <w:ind w:left="5040" w:hanging="360"/>
       </w:pPr>
       <w:rPr>
-        <w:rFonts w:ascii="Arial" w:cs="Arial" w:eastAsia="Arial" w:hAnsi="Arial"/>
+        <w:rFonts w:ascii="Arial" w:eastAsia="Arial" w:hAnsi="Arial" w:cs="Arial"/>
         <w:b w:val="0"/>
         <w:bCs w:val="0"/>
         <w:i w:val="0"/>
@@ -1357,7 +1023,7 @@
         <w:sz w:val="22"/>
         <w:szCs w:val="22"/>
         <w:u w:val="none"/>
-        <w:shd w:fill="auto" w:val="clear"/>
+        <w:shd w:val="clear" w:color="auto" w:fill="auto"/>
         <w:vertAlign w:val="baseline"/>
       </w:rPr>
     </w:lvl>
@@ -1370,7 +1036,7 @@
         <w:ind w:left="5760" w:hanging="360"/>
       </w:pPr>
       <w:rPr>
-        <w:rFonts w:ascii="Arial" w:cs="Arial" w:eastAsia="Arial" w:hAnsi="Arial"/>
+        <w:rFonts w:ascii="Arial" w:eastAsia="Arial" w:hAnsi="Arial" w:cs="Arial"/>
         <w:b w:val="0"/>
         <w:bCs w:val="0"/>
         <w:i w:val="0"/>
@@ -1381,7 +1047,7 @@
         <w:sz w:val="22"/>
         <w:szCs w:val="22"/>
         <w:u w:val="none"/>
-        <w:shd w:fill="auto" w:val="clear"/>
+        <w:shd w:val="clear" w:color="auto" w:fill="auto"/>
         <w:vertAlign w:val="baseline"/>
       </w:rPr>
     </w:lvl>
@@ -1394,7 +1060,7 @@
         <w:ind w:left="6480" w:hanging="360"/>
       </w:pPr>
       <w:rPr>
-        <w:rFonts w:ascii="Arial" w:cs="Arial" w:eastAsia="Arial" w:hAnsi="Arial"/>
+        <w:rFonts w:ascii="Arial" w:eastAsia="Arial" w:hAnsi="Arial" w:cs="Arial"/>
         <w:b w:val="0"/>
         <w:bCs w:val="0"/>
         <w:i w:val="0"/>
@@ -1405,12 +1071,15 @@
         <w:sz w:val="22"/>
         <w:szCs w:val="22"/>
         <w:u w:val="none"/>
-        <w:shd w:fill="auto" w:val="clear"/>
+        <w:shd w:val="clear" w:color="auto" w:fill="auto"/>
         <w:vertAlign w:val="baseline"/>
       </w:rPr>
     </w:lvl>
   </w:abstractNum>
-  <w:abstractNum w:abstractNumId="2">
+  <w:abstractNum w:abstractNumId="1" w15:restartNumberingAfterBreak="0">
+    <w:nsid w:val="1FDC0287"/>
+    <w:multiLevelType w:val="multilevel"/>
+    <w:tmpl w:val="18108174"/>
     <w:lvl w:ilvl="0">
       <w:start w:val="1"/>
       <w:numFmt w:val="bullet"/>
@@ -1420,7 +1089,7 @@
         <w:ind w:left="600" w:hanging="360"/>
       </w:pPr>
       <w:rPr>
-        <w:rFonts w:ascii="Arial" w:cs="Arial" w:eastAsia="Arial" w:hAnsi="Arial"/>
+        <w:rFonts w:ascii="Arial" w:eastAsia="Arial" w:hAnsi="Arial" w:cs="Arial"/>
         <w:b w:val="0"/>
         <w:bCs w:val="0"/>
         <w:i w:val="0"/>
@@ -1431,7 +1100,7 @@
         <w:sz w:val="22"/>
         <w:szCs w:val="22"/>
         <w:u w:val="none"/>
-        <w:shd w:fill="auto" w:val="clear"/>
+        <w:shd w:val="clear" w:color="auto" w:fill="auto"/>
         <w:vertAlign w:val="baseline"/>
       </w:rPr>
     </w:lvl>
@@ -1444,7 +1113,7 @@
         <w:ind w:left="1440" w:hanging="360"/>
       </w:pPr>
       <w:rPr>
-        <w:rFonts w:ascii="Arial" w:cs="Arial" w:eastAsia="Arial" w:hAnsi="Arial"/>
+        <w:rFonts w:ascii="Arial" w:eastAsia="Arial" w:hAnsi="Arial" w:cs="Arial"/>
         <w:b w:val="0"/>
         <w:bCs w:val="0"/>
         <w:i w:val="0"/>
@@ -1455,7 +1124,7 @@
         <w:sz w:val="22"/>
         <w:szCs w:val="22"/>
         <w:u w:val="none"/>
-        <w:shd w:fill="auto" w:val="clear"/>
+        <w:shd w:val="clear" w:color="auto" w:fill="auto"/>
         <w:vertAlign w:val="baseline"/>
       </w:rPr>
     </w:lvl>
@@ -1468,7 +1137,7 @@
         <w:ind w:left="2160" w:hanging="360"/>
       </w:pPr>
       <w:rPr>
-        <w:rFonts w:ascii="Arial" w:cs="Arial" w:eastAsia="Arial" w:hAnsi="Arial"/>
+        <w:rFonts w:ascii="Arial" w:eastAsia="Arial" w:hAnsi="Arial" w:cs="Arial"/>
         <w:b w:val="0"/>
         <w:bCs w:val="0"/>
         <w:i w:val="0"/>
@@ -1479,7 +1148,7 @@
         <w:sz w:val="22"/>
         <w:szCs w:val="22"/>
         <w:u w:val="none"/>
-        <w:shd w:fill="auto" w:val="clear"/>
+        <w:shd w:val="clear" w:color="auto" w:fill="auto"/>
         <w:vertAlign w:val="baseline"/>
       </w:rPr>
     </w:lvl>
@@ -1492,7 +1161,7 @@
         <w:ind w:left="2880" w:hanging="360"/>
       </w:pPr>
       <w:rPr>
-        <w:rFonts w:ascii="Arial" w:cs="Arial" w:eastAsia="Arial" w:hAnsi="Arial"/>
+        <w:rFonts w:ascii="Arial" w:eastAsia="Arial" w:hAnsi="Arial" w:cs="Arial"/>
         <w:b w:val="0"/>
         <w:bCs w:val="0"/>
         <w:i w:val="0"/>
@@ -1503,7 +1172,7 @@
         <w:sz w:val="22"/>
         <w:szCs w:val="22"/>
         <w:u w:val="none"/>
-        <w:shd w:fill="auto" w:val="clear"/>
+        <w:shd w:val="clear" w:color="auto" w:fill="auto"/>
         <w:vertAlign w:val="baseline"/>
       </w:rPr>
     </w:lvl>
@@ -1516,7 +1185,7 @@
         <w:ind w:left="3600" w:hanging="360"/>
       </w:pPr>
       <w:rPr>
-        <w:rFonts w:ascii="Arial" w:cs="Arial" w:eastAsia="Arial" w:hAnsi="Arial"/>
+        <w:rFonts w:ascii="Arial" w:eastAsia="Arial" w:hAnsi="Arial" w:cs="Arial"/>
         <w:b w:val="0"/>
         <w:bCs w:val="0"/>
         <w:i w:val="0"/>
@@ -1527,7 +1196,7 @@
         <w:sz w:val="22"/>
         <w:szCs w:val="22"/>
         <w:u w:val="none"/>
-        <w:shd w:fill="auto" w:val="clear"/>
+        <w:shd w:val="clear" w:color="auto" w:fill="auto"/>
         <w:vertAlign w:val="baseline"/>
       </w:rPr>
     </w:lvl>
@@ -1540,7 +1209,7 @@
         <w:ind w:left="4320" w:hanging="360"/>
       </w:pPr>
       <w:rPr>
-        <w:rFonts w:ascii="Arial" w:cs="Arial" w:eastAsia="Arial" w:hAnsi="Arial"/>
+        <w:rFonts w:ascii="Arial" w:eastAsia="Arial" w:hAnsi="Arial" w:cs="Arial"/>
         <w:b w:val="0"/>
         <w:bCs w:val="0"/>
         <w:i w:val="0"/>
@@ -1551,7 +1220,7 @@
         <w:sz w:val="22"/>
         <w:szCs w:val="22"/>
         <w:u w:val="none"/>
-        <w:shd w:fill="auto" w:val="clear"/>
+        <w:shd w:val="clear" w:color="auto" w:fill="auto"/>
         <w:vertAlign w:val="baseline"/>
       </w:rPr>
     </w:lvl>
@@ -1564,7 +1233,7 @@
         <w:ind w:left="5040" w:hanging="360"/>
       </w:pPr>
       <w:rPr>
-        <w:rFonts w:ascii="Arial" w:cs="Arial" w:eastAsia="Arial" w:hAnsi="Arial"/>
+        <w:rFonts w:ascii="Arial" w:eastAsia="Arial" w:hAnsi="Arial" w:cs="Arial"/>
         <w:b w:val="0"/>
         <w:bCs w:val="0"/>
         <w:i w:val="0"/>
@@ -1575,7 +1244,7 @@
         <w:sz w:val="22"/>
         <w:szCs w:val="22"/>
         <w:u w:val="none"/>
-        <w:shd w:fill="auto" w:val="clear"/>
+        <w:shd w:val="clear" w:color="auto" w:fill="auto"/>
         <w:vertAlign w:val="baseline"/>
       </w:rPr>
     </w:lvl>
@@ -1588,7 +1257,7 @@
         <w:ind w:left="5760" w:hanging="360"/>
       </w:pPr>
       <w:rPr>
-        <w:rFonts w:ascii="Arial" w:cs="Arial" w:eastAsia="Arial" w:hAnsi="Arial"/>
+        <w:rFonts w:ascii="Arial" w:eastAsia="Arial" w:hAnsi="Arial" w:cs="Arial"/>
         <w:b w:val="0"/>
         <w:bCs w:val="0"/>
         <w:i w:val="0"/>
@@ -1599,7 +1268,7 @@
         <w:sz w:val="22"/>
         <w:szCs w:val="22"/>
         <w:u w:val="none"/>
-        <w:shd w:fill="auto" w:val="clear"/>
+        <w:shd w:val="clear" w:color="auto" w:fill="auto"/>
         <w:vertAlign w:val="baseline"/>
       </w:rPr>
     </w:lvl>
@@ -1612,7 +1281,7 @@
         <w:ind w:left="6480" w:hanging="360"/>
       </w:pPr>
       <w:rPr>
-        <w:rFonts w:ascii="Arial" w:cs="Arial" w:eastAsia="Arial" w:hAnsi="Arial"/>
+        <w:rFonts w:ascii="Arial" w:eastAsia="Arial" w:hAnsi="Arial" w:cs="Arial"/>
         <w:b w:val="0"/>
         <w:bCs w:val="0"/>
         <w:i w:val="0"/>
@@ -1623,28 +1292,29 @@
         <w:sz w:val="22"/>
         <w:szCs w:val="22"/>
         <w:u w:val="none"/>
-        <w:shd w:fill="auto" w:val="clear"/>
+        <w:shd w:val="clear" w:color="auto" w:fill="auto"/>
         <w:vertAlign w:val="baseline"/>
       </w:rPr>
     </w:lvl>
   </w:abstractNum>
-  <w:num w:numId="1">
+  <w:num w:numId="1" w16cid:durableId="2017346968">
     <w:abstractNumId w:val="1"/>
   </w:num>
-  <w:num w:numId="2">
-    <w:abstractNumId w:val="2"/>
+  <w:num w:numId="2" w16cid:durableId="284822271">
+    <w:abstractNumId w:val="0"/>
   </w:num>
 </w:numbering>
 </file>
 
 <file path=word/styles.xml><?xml version="1.0" encoding="utf-8"?>
-<w:styles xmlns:mc="http://schemas.openxmlformats.org/markup-compatibility/2006" xmlns:o="urn:schemas-microsoft-com:office:office" xmlns:r="http://schemas.openxmlformats.org/officeDocument/2006/relationships" xmlns:m="http://schemas.openxmlformats.org/officeDocument/2006/math" xmlns:v="urn:schemas-microsoft-com:vml" xmlns:wp="http://schemas.openxmlformats.org/drawingml/2006/wordprocessingDrawing" xmlns:w10="urn:schemas-microsoft-com:office:word" xmlns:w="http://schemas.openxmlformats.org/wordprocessingml/2006/main" xmlns:wne="http://schemas.microsoft.com/office/word/2006/wordml" xmlns:sl="http://schemas.openxmlformats.org/schemaLibrary/2006/main" xmlns:a="http://schemas.openxmlformats.org/drawingml/2006/main" xmlns:pic="http://schemas.openxmlformats.org/drawingml/2006/picture" xmlns:c="http://schemas.openxmlformats.org/drawingml/2006/chart" xmlns:lc="http://schemas.openxmlformats.org/drawingml/2006/lockedCanvas" xmlns:dgm="http://schemas.openxmlformats.org/drawingml/2006/diagram" xmlns:wps="http://schemas.microsoft.com/office/word/2010/wordprocessingShape" xmlns:wpg="http://schemas.microsoft.com/office/word/2010/wordprocessingGroup" xmlns:w14="http://schemas.microsoft.com/office/word/2010/wordml" xmlns:w15="http://schemas.microsoft.com/office/word/2012/wordml" xmlns:w16="http://schemas.microsoft.com/office/word/2018/wordml" xmlns:w16cex="http://schemas.microsoft.com/office/word/2018/wordml/cex" xmlns:w16cid="http://schemas.microsoft.com/office/word/2016/wordml/cid" xmlns="http://schemas.microsoft.com/office/tasks/2019/documenttasks" xmlns:cr="http://schemas.microsoft.com/office/comments/2020/reactions">
+<w:styles xmlns:mc="http://schemas.openxmlformats.org/markup-compatibility/2006" xmlns:r="http://schemas.openxmlformats.org/officeDocument/2006/relationships" xmlns:w="http://schemas.openxmlformats.org/wordprocessingml/2006/main" xmlns:w14="http://schemas.microsoft.com/office/word/2010/wordml" xmlns:w15="http://schemas.microsoft.com/office/word/2012/wordml" xmlns:w16cex="http://schemas.microsoft.com/office/word/2018/wordml/cex" xmlns:w16cid="http://schemas.microsoft.com/office/word/2016/wordml/cid" xmlns:w16="http://schemas.microsoft.com/office/word/2018/wordml" xmlns:w16du="http://schemas.microsoft.com/office/word/2023/wordml/word16du" xmlns:w16sdtdh="http://schemas.microsoft.com/office/word/2020/wordml/sdtdatahash" xmlns:w16sdtfl="http://schemas.microsoft.com/office/word/2024/wordml/sdtformatlock" xmlns:w16se="http://schemas.microsoft.com/office/word/2015/wordml/symex" mc:Ignorable="w14 w15 w16se w16cid w16 w16cex w16sdtdh w16sdtfl w16du">
   <w:docDefaults>
     <w:rPrDefault>
       <w:rPr>
-        <w:rFonts w:ascii="Arial" w:cs="Arial" w:eastAsia="Arial" w:hAnsi="Arial"/>
+        <w:rFonts w:ascii="Arial" w:eastAsia="Arial" w:hAnsi="Arial" w:cs="Arial"/>
         <w:sz w:val="22"/>
         <w:szCs w:val="22"/>
+        <w:lang w:val="ru-RU" w:eastAsia="ru-RU" w:bidi="ar-SA"/>
       </w:rPr>
     </w:rPrDefault>
     <w:pPrDefault>
@@ -1653,206 +1323,636 @@
       </w:pPr>
     </w:pPrDefault>
   </w:docDefaults>
-  <w:style w:type="table" w:styleId="TableNormal" w:default="1">
-    <w:name w:val="TableNormal"/>
-    <w:tblPr>
-      <w:tblCellMar>
-        <w:top w:w="100.0" w:type="dxa"/>
-        <w:left w:w="100.0" w:type="dxa"/>
-        <w:bottom w:w="100.0" w:type="dxa"/>
-        <w:right w:w="100.0" w:type="dxa"/>
-      </w:tblCellMar>
-    </w:tblPr>
+  <w:latentStyles w:defLockedState="0" w:defUIPriority="99" w:defSemiHidden="0" w:defUnhideWhenUsed="0" w:defQFormat="0" w:count="376">
+    <w:lsdException w:name="Normal" w:uiPriority="0" w:qFormat="1"/>
+    <w:lsdException w:name="heading 1" w:uiPriority="9" w:qFormat="1"/>
+    <w:lsdException w:name="heading 2" w:semiHidden="1" w:uiPriority="9" w:unhideWhenUsed="1" w:qFormat="1"/>
+    <w:lsdException w:name="heading 3" w:semiHidden="1" w:uiPriority="9" w:unhideWhenUsed="1" w:qFormat="1"/>
+    <w:lsdException w:name="heading 4" w:semiHidden="1" w:uiPriority="9" w:unhideWhenUsed="1" w:qFormat="1"/>
+    <w:lsdException w:name="heading 5" w:semiHidden="1" w:uiPriority="9" w:unhideWhenUsed="1" w:qFormat="1"/>
+    <w:lsdException w:name="heading 6" w:semiHidden="1" w:uiPriority="9" w:unhideWhenUsed="1" w:qFormat="1"/>
+    <w:lsdException w:name="heading 7" w:semiHidden="1" w:uiPriority="9" w:unhideWhenUsed="1" w:qFormat="1"/>
+    <w:lsdException w:name="heading 8" w:semiHidden="1" w:uiPriority="9" w:unhideWhenUsed="1" w:qFormat="1"/>
+    <w:lsdException w:name="heading 9" w:semiHidden="1" w:uiPriority="9" w:unhideWhenUsed="1" w:qFormat="1"/>
+    <w:lsdException w:name="index 1" w:semiHidden="1" w:unhideWhenUsed="1"/>
+    <w:lsdException w:name="index 2" w:semiHidden="1" w:unhideWhenUsed="1"/>
+    <w:lsdException w:name="index 3" w:semiHidden="1" w:unhideWhenUsed="1"/>
+    <w:lsdException w:name="index 4" w:semiHidden="1" w:unhideWhenUsed="1"/>
+    <w:lsdException w:name="index 5" w:semiHidden="1" w:unhideWhenUsed="1"/>
+    <w:lsdException w:name="index 6" w:semiHidden="1" w:unhideWhenUsed="1"/>
+    <w:lsdException w:name="index 7" w:semiHidden="1" w:unhideWhenUsed="1"/>
+    <w:lsdException w:name="index 8" w:semiHidden="1" w:unhideWhenUsed="1"/>
+    <w:lsdException w:name="index 9" w:semiHidden="1" w:unhideWhenUsed="1"/>
+    <w:lsdException w:name="toc 1" w:semiHidden="1" w:uiPriority="39" w:unhideWhenUsed="1"/>
+    <w:lsdException w:name="toc 2" w:semiHidden="1" w:uiPriority="39" w:unhideWhenUsed="1"/>
+    <w:lsdException w:name="toc 3" w:semiHidden="1" w:uiPriority="39" w:unhideWhenUsed="1"/>
+    <w:lsdException w:name="toc 4" w:semiHidden="1" w:uiPriority="39" w:unhideWhenUsed="1"/>
+    <w:lsdException w:name="toc 5" w:semiHidden="1" w:uiPriority="39" w:unhideWhenUsed="1"/>
+    <w:lsdException w:name="toc 6" w:semiHidden="1" w:uiPriority="39" w:unhideWhenUsed="1"/>
+    <w:lsdException w:name="toc 7" w:semiHidden="1" w:uiPriority="39" w:unhideWhenUsed="1"/>
+    <w:lsdException w:name="toc 8" w:semiHidden="1" w:uiPriority="39" w:unhideWhenUsed="1"/>
+    <w:lsdException w:name="toc 9" w:semiHidden="1" w:uiPriority="39" w:unhideWhenUsed="1"/>
+    <w:lsdException w:name="Normal Indent" w:semiHidden="1" w:unhideWhenUsed="1"/>
+    <w:lsdException w:name="footnote text" w:semiHidden="1" w:unhideWhenUsed="1"/>
+    <w:lsdException w:name="annotation text" w:semiHidden="1" w:unhideWhenUsed="1"/>
+    <w:lsdException w:name="header" w:semiHidden="1" w:unhideWhenUsed="1"/>
+    <w:lsdException w:name="footer" w:semiHidden="1" w:unhideWhenUsed="1"/>
+    <w:lsdException w:name="index heading" w:semiHidden="1" w:unhideWhenUsed="1"/>
+    <w:lsdException w:name="caption" w:semiHidden="1" w:uiPriority="35" w:unhideWhenUsed="1" w:qFormat="1"/>
+    <w:lsdException w:name="table of figures" w:semiHidden="1" w:unhideWhenUsed="1"/>
+    <w:lsdException w:name="envelope address" w:semiHidden="1" w:unhideWhenUsed="1"/>
+    <w:lsdException w:name="envelope return" w:semiHidden="1" w:unhideWhenUsed="1"/>
+    <w:lsdException w:name="footnote reference" w:semiHidden="1" w:unhideWhenUsed="1"/>
+    <w:lsdException w:name="annotation reference" w:semiHidden="1" w:unhideWhenUsed="1"/>
+    <w:lsdException w:name="line number" w:semiHidden="1" w:unhideWhenUsed="1"/>
+    <w:lsdException w:name="page number" w:semiHidden="1" w:unhideWhenUsed="1"/>
+    <w:lsdException w:name="endnote reference" w:semiHidden="1" w:unhideWhenUsed="1"/>
+    <w:lsdException w:name="endnote text" w:semiHidden="1" w:unhideWhenUsed="1"/>
+    <w:lsdException w:name="table of authorities" w:semiHidden="1" w:unhideWhenUsed="1"/>
+    <w:lsdException w:name="macro" w:semiHidden="1" w:unhideWhenUsed="1"/>
+    <w:lsdException w:name="toa heading" w:semiHidden="1" w:unhideWhenUsed="1"/>
+    <w:lsdException w:name="List" w:semiHidden="1" w:unhideWhenUsed="1"/>
+    <w:lsdException w:name="List Bullet" w:semiHidden="1" w:unhideWhenUsed="1"/>
+    <w:lsdException w:name="List Number" w:semiHidden="1" w:unhideWhenUsed="1"/>
+    <w:lsdException w:name="List 2" w:semiHidden="1" w:unhideWhenUsed="1"/>
+    <w:lsdException w:name="List 3" w:semiHidden="1" w:unhideWhenUsed="1"/>
+    <w:lsdException w:name="List 4" w:semiHidden="1" w:unhideWhenUsed="1"/>
+    <w:lsdException w:name="List 5" w:semiHidden="1" w:unhideWhenUsed="1"/>
+    <w:lsdException w:name="List Bullet 2" w:semiHidden="1" w:unhideWhenUsed="1"/>
+    <w:lsdException w:name="List Bullet 3" w:semiHidden="1" w:unhideWhenUsed="1"/>
+    <w:lsdException w:name="List Bullet 4" w:semiHidden="1" w:unhideWhenUsed="1"/>
+    <w:lsdException w:name="List Bullet 5" w:semiHidden="1" w:unhideWhenUsed="1"/>
+    <w:lsdException w:name="List Number 2" w:semiHidden="1" w:unhideWhenUsed="1"/>
+    <w:lsdException w:name="List Number 3" w:semiHidden="1" w:unhideWhenUsed="1"/>
+    <w:lsdException w:name="List Number 4" w:semiHidden="1" w:unhideWhenUsed="1"/>
+    <w:lsdException w:name="List Number 5" w:semiHidden="1" w:unhideWhenUsed="1"/>
+    <w:lsdException w:name="Title" w:uiPriority="10" w:qFormat="1"/>
+    <w:lsdException w:name="Closing" w:semiHidden="1" w:unhideWhenUsed="1"/>
+    <w:lsdException w:name="Signature" w:semiHidden="1" w:unhideWhenUsed="1"/>
+    <w:lsdException w:name="Default Paragraph Font" w:semiHidden="1" w:uiPriority="1" w:unhideWhenUsed="1"/>
+    <w:lsdException w:name="Body Text" w:semiHidden="1" w:unhideWhenUsed="1"/>
+    <w:lsdException w:name="Body Text Indent" w:semiHidden="1" w:unhideWhenUsed="1"/>
+    <w:lsdException w:name="List Continue" w:semiHidden="1" w:unhideWhenUsed="1"/>
+    <w:lsdException w:name="List Continue 2" w:semiHidden="1" w:unhideWhenUsed="1"/>
+    <w:lsdException w:name="List Continue 3" w:semiHidden="1" w:unhideWhenUsed="1"/>
+    <w:lsdException w:name="List Continue 4" w:semiHidden="1" w:unhideWhenUsed="1"/>
+    <w:lsdException w:name="List Continue 5" w:semiHidden="1" w:unhideWhenUsed="1"/>
+    <w:lsdException w:name="Message Header" w:semiHidden="1" w:unhideWhenUsed="1"/>
+    <w:lsdException w:name="Subtitle" w:uiPriority="11" w:qFormat="1"/>
+    <w:lsdException w:name="Salutation" w:semiHidden="1" w:unhideWhenUsed="1"/>
+    <w:lsdException w:name="Date" w:semiHidden="1" w:unhideWhenUsed="1"/>
+    <w:lsdException w:name="Body Text First Indent" w:semiHidden="1" w:unhideWhenUsed="1"/>
+    <w:lsdException w:name="Body Text First Indent 2" w:semiHidden="1" w:unhideWhenUsed="1"/>
+    <w:lsdException w:name="Note Heading" w:semiHidden="1" w:unhideWhenUsed="1"/>
+    <w:lsdException w:name="Body Text 2" w:semiHidden="1" w:unhideWhenUsed="1"/>
+    <w:lsdException w:name="Body Text 3" w:semiHidden="1" w:unhideWhenUsed="1"/>
+    <w:lsdException w:name="Body Text Indent 2" w:semiHidden="1" w:unhideWhenUsed="1"/>
+    <w:lsdException w:name="Body Text Indent 3" w:semiHidden="1" w:unhideWhenUsed="1"/>
+    <w:lsdException w:name="Block Text" w:semiHidden="1" w:unhideWhenUsed="1"/>
+    <w:lsdException w:name="Hyperlink" w:semiHidden="1" w:unhideWhenUsed="1"/>
+    <w:lsdException w:name="FollowedHyperlink" w:semiHidden="1" w:unhideWhenUsed="1"/>
+    <w:lsdException w:name="Strong" w:uiPriority="22" w:qFormat="1"/>
+    <w:lsdException w:name="Emphasis" w:uiPriority="20" w:qFormat="1"/>
+    <w:lsdException w:name="Document Map" w:semiHidden="1" w:unhideWhenUsed="1"/>
+    <w:lsdException w:name="Plain Text" w:semiHidden="1" w:unhideWhenUsed="1"/>
+    <w:lsdException w:name="E-mail Signature" w:semiHidden="1" w:unhideWhenUsed="1"/>
+    <w:lsdException w:name="HTML Top of Form" w:semiHidden="1" w:unhideWhenUsed="1"/>
+    <w:lsdException w:name="HTML Bottom of Form" w:semiHidden="1" w:unhideWhenUsed="1"/>
+    <w:lsdException w:name="Normal (Web)" w:semiHidden="1" w:unhideWhenUsed="1"/>
+    <w:lsdException w:name="HTML Acronym" w:semiHidden="1" w:unhideWhenUsed="1"/>
+    <w:lsdException w:name="HTML Address" w:semiHidden="1" w:unhideWhenUsed="1"/>
+    <w:lsdException w:name="HTML Cite" w:semiHidden="1" w:unhideWhenUsed="1"/>
+    <w:lsdException w:name="HTML Code" w:semiHidden="1" w:unhideWhenUsed="1"/>
+    <w:lsdException w:name="HTML Definition" w:semiHidden="1" w:unhideWhenUsed="1"/>
+    <w:lsdException w:name="HTML Keyboard" w:semiHidden="1" w:unhideWhenUsed="1"/>
+    <w:lsdException w:name="HTML Preformatted" w:semiHidden="1" w:unhideWhenUsed="1"/>
+    <w:lsdException w:name="HTML Sample" w:semiHidden="1" w:unhideWhenUsed="1"/>
+    <w:lsdException w:name="HTML Typewriter" w:semiHidden="1" w:unhideWhenUsed="1"/>
+    <w:lsdException w:name="HTML Variable" w:semiHidden="1" w:unhideWhenUsed="1"/>
+    <w:lsdException w:name="Normal Table" w:semiHidden="1" w:unhideWhenUsed="1"/>
+    <w:lsdException w:name="annotation subject" w:semiHidden="1" w:unhideWhenUsed="1"/>
+    <w:lsdException w:name="No List" w:semiHidden="1" w:unhideWhenUsed="1"/>
+    <w:lsdException w:name="Outline List 1" w:semiHidden="1" w:unhideWhenUsed="1"/>
+    <w:lsdException w:name="Outline List 2" w:semiHidden="1" w:unhideWhenUsed="1"/>
+    <w:lsdException w:name="Outline List 3" w:semiHidden="1" w:unhideWhenUsed="1"/>
+    <w:lsdException w:name="Table Simple 1" w:semiHidden="1" w:unhideWhenUsed="1"/>
+    <w:lsdException w:name="Table Simple 2" w:semiHidden="1" w:unhideWhenUsed="1"/>
+    <w:lsdException w:name="Table Simple 3" w:semiHidden="1" w:unhideWhenUsed="1"/>
+    <w:lsdException w:name="Table Classic 1" w:semiHidden="1" w:unhideWhenUsed="1"/>
+    <w:lsdException w:name="Table Classic 2" w:semiHidden="1" w:unhideWhenUsed="1"/>
+    <w:lsdException w:name="Table Classic 3" w:semiHidden="1" w:unhideWhenUsed="1"/>
+    <w:lsdException w:name="Table Classic 4" w:semiHidden="1" w:unhideWhenUsed="1"/>
+    <w:lsdException w:name="Table Colorful 1" w:semiHidden="1" w:unhideWhenUsed="1"/>
+    <w:lsdException w:name="Table Colorful 2" w:semiHidden="1" w:unhideWhenUsed="1"/>
+    <w:lsdException w:name="Table Colorful 3" w:semiHidden="1" w:unhideWhenUsed="1"/>
+    <w:lsdException w:name="Table Columns 1" w:semiHidden="1" w:unhideWhenUsed="1"/>
+    <w:lsdException w:name="Table Columns 2" w:semiHidden="1" w:unhideWhenUsed="1"/>
+    <w:lsdException w:name="Table Columns 3" w:semiHidden="1" w:unhideWhenUsed="1"/>
+    <w:lsdException w:name="Table Columns 4" w:semiHidden="1" w:unhideWhenUsed="1"/>
+    <w:lsdException w:name="Table Columns 5" w:semiHidden="1" w:unhideWhenUsed="1"/>
+    <w:lsdException w:name="Table Grid 1" w:semiHidden="1" w:unhideWhenUsed="1"/>
+    <w:lsdException w:name="Table Grid 2" w:semiHidden="1" w:unhideWhenUsed="1"/>
+    <w:lsdException w:name="Table Grid 3" w:semiHidden="1" w:unhideWhenUsed="1"/>
+    <w:lsdException w:name="Table Grid 4" w:semiHidden="1" w:unhideWhenUsed="1"/>
+    <w:lsdException w:name="Table Grid 5" w:semiHidden="1" w:unhideWhenUsed="1"/>
+    <w:lsdException w:name="Table Grid 6" w:semiHidden="1" w:unhideWhenUsed="1"/>
+    <w:lsdException w:name="Table Grid 7" w:semiHidden="1" w:unhideWhenUsed="1"/>
+    <w:lsdException w:name="Table Grid 8" w:semiHidden="1" w:unhideWhenUsed="1"/>
+    <w:lsdException w:name="Table List 1" w:semiHidden="1" w:unhideWhenUsed="1"/>
+    <w:lsdException w:name="Table List 2" w:semiHidden="1" w:unhideWhenUsed="1"/>
+    <w:lsdException w:name="Table List 3" w:semiHidden="1" w:unhideWhenUsed="1"/>
+    <w:lsdException w:name="Table List 4" w:semiHidden="1" w:unhideWhenUsed="1"/>
+    <w:lsdException w:name="Table List 5" w:semiHidden="1" w:unhideWhenUsed="1"/>
+    <w:lsdException w:name="Table List 6" w:semiHidden="1" w:unhideWhenUsed="1"/>
+    <w:lsdException w:name="Table List 7" w:semiHidden="1" w:unhideWhenUsed="1"/>
+    <w:lsdException w:name="Table List 8" w:semiHidden="1" w:unhideWhenUsed="1"/>
+    <w:lsdException w:name="Table 3D effects 1" w:semiHidden="1" w:unhideWhenUsed="1"/>
+    <w:lsdException w:name="Table 3D effects 2" w:semiHidden="1" w:unhideWhenUsed="1"/>
+    <w:lsdException w:name="Table 3D effects 3" w:semiHidden="1" w:unhideWhenUsed="1"/>
+    <w:lsdException w:name="Table Contemporary" w:semiHidden="1" w:unhideWhenUsed="1"/>
+    <w:lsdException w:name="Table Elegant" w:semiHidden="1" w:unhideWhenUsed="1"/>
+    <w:lsdException w:name="Table Professional" w:semiHidden="1" w:unhideWhenUsed="1"/>
+    <w:lsdException w:name="Table Subtle 1" w:semiHidden="1" w:unhideWhenUsed="1"/>
+    <w:lsdException w:name="Table Subtle 2" w:semiHidden="1" w:unhideWhenUsed="1"/>
+    <w:lsdException w:name="Table Web 1" w:semiHidden="1" w:unhideWhenUsed="1"/>
+    <w:lsdException w:name="Table Web 2" w:semiHidden="1" w:unhideWhenUsed="1"/>
+    <w:lsdException w:name="Table Web 3" w:semiHidden="1" w:unhideWhenUsed="1"/>
+    <w:lsdException w:name="Balloon Text" w:semiHidden="1" w:unhideWhenUsed="1"/>
+    <w:lsdException w:name="Table Grid" w:uiPriority="39"/>
+    <w:lsdException w:name="Table Theme" w:semiHidden="1" w:unhideWhenUsed="1"/>
+    <w:lsdException w:name="Placeholder Text" w:semiHidden="1"/>
+    <w:lsdException w:name="No Spacing" w:uiPriority="1" w:qFormat="1"/>
+    <w:lsdException w:name="Light Shading" w:uiPriority="60"/>
+    <w:lsdException w:name="Light List" w:uiPriority="61"/>
+    <w:lsdException w:name="Light Grid" w:uiPriority="62"/>
+    <w:lsdException w:name="Medium Shading 1" w:uiPriority="63"/>
+    <w:lsdException w:name="Medium Shading 2" w:uiPriority="64"/>
+    <w:lsdException w:name="Medium List 1" w:uiPriority="65"/>
+    <w:lsdException w:name="Medium List 2" w:uiPriority="66"/>
+    <w:lsdException w:name="Medium Grid 1" w:uiPriority="67"/>
+    <w:lsdException w:name="Medium Grid 2" w:uiPriority="68"/>
+    <w:lsdException w:name="Medium Grid 3" w:uiPriority="69"/>
+    <w:lsdException w:name="Dark List" w:uiPriority="70"/>
+    <w:lsdException w:name="Colorful Shading" w:uiPriority="71"/>
+    <w:lsdException w:name="Colorful List" w:uiPriority="72"/>
+    <w:lsdException w:name="Colorful Grid" w:uiPriority="73"/>
+    <w:lsdException w:name="Light Shading Accent 1" w:uiPriority="60"/>
+    <w:lsdException w:name="Light List Accent 1" w:uiPriority="61"/>
+    <w:lsdException w:name="Light Grid Accent 1" w:uiPriority="62"/>
+    <w:lsdException w:name="Medium Shading 1 Accent 1" w:uiPriority="63"/>
+    <w:lsdException w:name="Medium Shading 2 Accent 1" w:uiPriority="64"/>
+    <w:lsdException w:name="Medium List 1 Accent 1" w:uiPriority="65"/>
+    <w:lsdException w:name="Revision" w:semiHidden="1"/>
+    <w:lsdException w:name="List Paragraph" w:uiPriority="34" w:qFormat="1"/>
+    <w:lsdException w:name="Quote" w:uiPriority="29" w:qFormat="1"/>
+    <w:lsdException w:name="Intense Quote" w:uiPriority="30" w:qFormat="1"/>
+    <w:lsdException w:name="Medium List 2 Accent 1" w:uiPriority="66"/>
+    <w:lsdException w:name="Medium Grid 1 Accent 1" w:uiPriority="67"/>
+    <w:lsdException w:name="Medium Grid 2 Accent 1" w:uiPriority="68"/>
+    <w:lsdException w:name="Medium Grid 3 Accent 1" w:uiPriority="69"/>
+    <w:lsdException w:name="Dark List Accent 1" w:uiPriority="70"/>
+    <w:lsdException w:name="Colorful Shading Accent 1" w:uiPriority="71"/>
+    <w:lsdException w:name="Colorful List Accent 1" w:uiPriority="72"/>
+    <w:lsdException w:name="Colorful Grid Accent 1" w:uiPriority="73"/>
+    <w:lsdException w:name="Light Shading Accent 2" w:uiPriority="60"/>
+    <w:lsdException w:name="Light List Accent 2" w:uiPriority="61"/>
+    <w:lsdException w:name="Light Grid Accent 2" w:uiPriority="62"/>
+    <w:lsdException w:name="Medium Shading 1 Accent 2" w:uiPriority="63"/>
+    <w:lsdException w:name="Medium Shading 2 Accent 2" w:uiPriority="64"/>
+    <w:lsdException w:name="Medium List 1 Accent 2" w:uiPriority="65"/>
+    <w:lsdException w:name="Medium List 2 Accent 2" w:uiPriority="66"/>
+    <w:lsdException w:name="Medium Grid 1 Accent 2" w:uiPriority="67"/>
+    <w:lsdException w:name="Medium Grid 2 Accent 2" w:uiPriority="68"/>
+    <w:lsdException w:name="Medium Grid 3 Accent 2" w:uiPriority="69"/>
+    <w:lsdException w:name="Dark List Accent 2" w:uiPriority="70"/>
+    <w:lsdException w:name="Colorful Shading Accent 2" w:uiPriority="71"/>
+    <w:lsdException w:name="Colorful List Accent 2" w:uiPriority="72"/>
+    <w:lsdException w:name="Colorful Grid Accent 2" w:uiPriority="73"/>
+    <w:lsdException w:name="Light Shading Accent 3" w:uiPriority="60"/>
+    <w:lsdException w:name="Light List Accent 3" w:uiPriority="61"/>
+    <w:lsdException w:name="Light Grid Accent 3" w:uiPriority="62"/>
+    <w:lsdException w:name="Medium Shading 1 Accent 3" w:uiPriority="63"/>
+    <w:lsdException w:name="Medium Shading 2 Accent 3" w:uiPriority="64"/>
+    <w:lsdException w:name="Medium List 1 Accent 3" w:uiPriority="65"/>
+    <w:lsdException w:name="Medium List 2 Accent 3" w:uiPriority="66"/>
+    <w:lsdException w:name="Medium Grid 1 Accent 3" w:uiPriority="67"/>
+    <w:lsdException w:name="Medium Grid 2 Accent 3" w:uiPriority="68"/>
+    <w:lsdException w:name="Medium Grid 3 Accent 3" w:uiPriority="69"/>
+    <w:lsdException w:name="Dark List Accent 3" w:uiPriority="70"/>
+    <w:lsdException w:name="Colorful Shading Accent 3" w:uiPriority="71"/>
+    <w:lsdException w:name="Colorful List Accent 3" w:uiPriority="72"/>
+    <w:lsdException w:name="Colorful Grid Accent 3" w:uiPriority="73"/>
+    <w:lsdException w:name="Light Shading Accent 4" w:uiPriority="60"/>
+    <w:lsdException w:name="Light List Accent 4" w:uiPriority="61"/>
+    <w:lsdException w:name="Light Grid Accent 4" w:uiPriority="62"/>
+    <w:lsdException w:name="Medium Shading 1 Accent 4" w:uiPriority="63"/>
+    <w:lsdException w:name="Medium Shading 2 Accent 4" w:uiPriority="64"/>
+    <w:lsdException w:name="Medium List 1 Accent 4" w:uiPriority="65"/>
+    <w:lsdException w:name="Medium List 2 Accent 4" w:uiPriority="66"/>
+    <w:lsdException w:name="Medium Grid 1 Accent 4" w:uiPriority="67"/>
+    <w:lsdException w:name="Medium Grid 2 Accent 4" w:uiPriority="68"/>
+    <w:lsdException w:name="Medium Grid 3 Accent 4" w:uiPriority="69"/>
+    <w:lsdException w:name="Dark List Accent 4" w:uiPriority="70"/>
+    <w:lsdException w:name="Colorful Shading Accent 4" w:uiPriority="71"/>
+    <w:lsdException w:name="Colorful List Accent 4" w:uiPriority="72"/>
+    <w:lsdException w:name="Colorful Grid Accent 4" w:uiPriority="73"/>
+    <w:lsdException w:name="Light Shading Accent 5" w:uiPriority="60"/>
+    <w:lsdException w:name="Light List Accent 5" w:uiPriority="61"/>
+    <w:lsdException w:name="Light Grid Accent 5" w:uiPriority="62"/>
+    <w:lsdException w:name="Medium Shading 1 Accent 5" w:uiPriority="63"/>
+    <w:lsdException w:name="Medium Shading 2 Accent 5" w:uiPriority="64"/>
+    <w:lsdException w:name="Medium List 1 Accent 5" w:uiPriority="65"/>
+    <w:lsdException w:name="Medium List 2 Accent 5" w:uiPriority="66"/>
+    <w:lsdException w:name="Medium Grid 1 Accent 5" w:uiPriority="67"/>
+    <w:lsdException w:name="Medium Grid 2 Accent 5" w:uiPriority="68"/>
+    <w:lsdException w:name="Medium Grid 3 Accent 5" w:uiPriority="69"/>
+    <w:lsdException w:name="Dark List Accent 5" w:uiPriority="70"/>
+    <w:lsdException w:name="Colorful Shading Accent 5" w:uiPriority="71"/>
+    <w:lsdException w:name="Colorful List Accent 5" w:uiPriority="72"/>
+    <w:lsdException w:name="Colorful Grid Accent 5" w:uiPriority="73"/>
+    <w:lsdException w:name="Light Shading Accent 6" w:uiPriority="60"/>
+    <w:lsdException w:name="Light List Accent 6" w:uiPriority="61"/>
+    <w:lsdException w:name="Light Grid Accent 6" w:uiPriority="62"/>
+    <w:lsdException w:name="Medium Shading 1 Accent 6" w:uiPriority="63"/>
+    <w:lsdException w:name="Medium Shading 2 Accent 6" w:uiPriority="64"/>
+    <w:lsdException w:name="Medium List 1 Accent 6" w:uiPriority="65"/>
+    <w:lsdException w:name="Medium List 2 Accent 6" w:uiPriority="66"/>
+    <w:lsdException w:name="Medium Grid 1 Accent 6" w:uiPriority="67"/>
+    <w:lsdException w:name="Medium Grid 2 Accent 6" w:uiPriority="68"/>
+    <w:lsdException w:name="Medium Grid 3 Accent 6" w:uiPriority="69"/>
+    <w:lsdException w:name="Dark List Accent 6" w:uiPriority="70"/>
+    <w:lsdException w:name="Colorful Shading Accent 6" w:uiPriority="71"/>
+    <w:lsdException w:name="Colorful List Accent 6" w:uiPriority="72"/>
+    <w:lsdException w:name="Colorful Grid Accent 6" w:uiPriority="73"/>
+    <w:lsdException w:name="Subtle Emphasis" w:uiPriority="19" w:qFormat="1"/>
+    <w:lsdException w:name="Intense Emphasis" w:uiPriority="21" w:qFormat="1"/>
+    <w:lsdException w:name="Subtle Reference" w:uiPriority="31" w:qFormat="1"/>
+    <w:lsdException w:name="Intense Reference" w:uiPriority="32" w:qFormat="1"/>
+    <w:lsdException w:name="Book Title" w:uiPriority="33" w:qFormat="1"/>
+    <w:lsdException w:name="Bibliography" w:semiHidden="1" w:uiPriority="37" w:unhideWhenUsed="1"/>
+    <w:lsdException w:name="TOC Heading" w:semiHidden="1" w:uiPriority="39" w:unhideWhenUsed="1" w:qFormat="1"/>
+    <w:lsdException w:name="Plain Table 1" w:uiPriority="41"/>
+    <w:lsdException w:name="Plain Table 2" w:uiPriority="42"/>
+    <w:lsdException w:name="Plain Table 3" w:uiPriority="43"/>
+    <w:lsdException w:name="Plain Table 4" w:uiPriority="44"/>
+    <w:lsdException w:name="Plain Table 5" w:uiPriority="45"/>
+    <w:lsdException w:name="Grid Table Light" w:uiPriority="40"/>
+    <w:lsdException w:name="Grid Table 1 Light" w:uiPriority="46"/>
+    <w:lsdException w:name="Grid Table 2" w:uiPriority="47"/>
+    <w:lsdException w:name="Grid Table 3" w:uiPriority="48"/>
+    <w:lsdException w:name="Grid Table 4" w:uiPriority="49"/>
+    <w:lsdException w:name="Grid Table 5 Dark" w:uiPriority="50"/>
+    <w:lsdException w:name="Grid Table 6 Colorful" w:uiPriority="51"/>
+    <w:lsdException w:name="Grid Table 7 Colorful" w:uiPriority="52"/>
+    <w:lsdException w:name="Grid Table 1 Light Accent 1" w:uiPriority="46"/>
+    <w:lsdException w:name="Grid Table 2 Accent 1" w:uiPriority="47"/>
+    <w:lsdException w:name="Grid Table 3 Accent 1" w:uiPriority="48"/>
+    <w:lsdException w:name="Grid Table 4 Accent 1" w:uiPriority="49"/>
+    <w:lsdException w:name="Grid Table 5 Dark Accent 1" w:uiPriority="50"/>
+    <w:lsdException w:name="Grid Table 6 Colorful Accent 1" w:uiPriority="51"/>
+    <w:lsdException w:name="Grid Table 7 Colorful Accent 1" w:uiPriority="52"/>
+    <w:lsdException w:name="Grid Table 1 Light Accent 2" w:uiPriority="46"/>
+    <w:lsdException w:name="Grid Table 2 Accent 2" w:uiPriority="47"/>
+    <w:lsdException w:name="Grid Table 3 Accent 2" w:uiPriority="48"/>
+    <w:lsdException w:name="Grid Table 4 Accent 2" w:uiPriority="49"/>
+    <w:lsdException w:name="Grid Table 5 Dark Accent 2" w:uiPriority="50"/>
+    <w:lsdException w:name="Grid Table 6 Colorful Accent 2" w:uiPriority="51"/>
+    <w:lsdException w:name="Grid Table 7 Colorful Accent 2" w:uiPriority="52"/>
+    <w:lsdException w:name="Grid Table 1 Light Accent 3" w:uiPriority="46"/>
+    <w:lsdException w:name="Grid Table 2 Accent 3" w:uiPriority="47"/>
+    <w:lsdException w:name="Grid Table 3 Accent 3" w:uiPriority="48"/>
+    <w:lsdException w:name="Grid Table 4 Accent 3" w:uiPriority="49"/>
+    <w:lsdException w:name="Grid Table 5 Dark Accent 3" w:uiPriority="50"/>
+    <w:lsdException w:name="Grid Table 6 Colorful Accent 3" w:uiPriority="51"/>
+    <w:lsdException w:name="Grid Table 7 Colorful Accent 3" w:uiPriority="52"/>
+    <w:lsdException w:name="Grid Table 1 Light Accent 4" w:uiPriority="46"/>
+    <w:lsdException w:name="Grid Table 2 Accent 4" w:uiPriority="47"/>
+    <w:lsdException w:name="Grid Table 3 Accent 4" w:uiPriority="48"/>
+    <w:lsdException w:name="Grid Table 4 Accent 4" w:uiPriority="49"/>
+    <w:lsdException w:name="Grid Table 5 Dark Accent 4" w:uiPriority="50"/>
+    <w:lsdException w:name="Grid Table 6 Colorful Accent 4" w:uiPriority="51"/>
+    <w:lsdException w:name="Grid Table 7 Colorful Accent 4" w:uiPriority="52"/>
+    <w:lsdException w:name="Grid Table 1 Light Accent 5" w:uiPriority="46"/>
+    <w:lsdException w:name="Grid Table 2 Accent 5" w:uiPriority="47"/>
+    <w:lsdException w:name="Grid Table 3 Accent 5" w:uiPriority="48"/>
+    <w:lsdException w:name="Grid Table 4 Accent 5" w:uiPriority="49"/>
+    <w:lsdException w:name="Grid Table 5 Dark Accent 5" w:uiPriority="50"/>
+    <w:lsdException w:name="Grid Table 6 Colorful Accent 5" w:uiPriority="51"/>
+    <w:lsdException w:name="Grid Table 7 Colorful Accent 5" w:uiPriority="52"/>
+    <w:lsdException w:name="Grid Table 1 Light Accent 6" w:uiPriority="46"/>
+    <w:lsdException w:name="Grid Table 2 Accent 6" w:uiPriority="47"/>
+    <w:lsdException w:name="Grid Table 3 Accent 6" w:uiPriority="48"/>
+    <w:lsdException w:name="Grid Table 4 Accent 6" w:uiPriority="49"/>
+    <w:lsdException w:name="Grid Table 5 Dark Accent 6" w:uiPriority="50"/>
+    <w:lsdException w:name="Grid Table 6 Colorful Accent 6" w:uiPriority="51"/>
+    <w:lsdException w:name="Grid Table 7 Colorful Accent 6" w:uiPriority="52"/>
+    <w:lsdException w:name="List Table 1 Light" w:uiPriority="46"/>
+    <w:lsdException w:name="List Table 2" w:uiPriority="47"/>
+    <w:lsdException w:name="List Table 3" w:uiPriority="48"/>
+    <w:lsdException w:name="List Table 4" w:uiPriority="49"/>
+    <w:lsdException w:name="List Table 5 Dark" w:uiPriority="50"/>
+    <w:lsdException w:name="List Table 6 Colorful" w:uiPriority="51"/>
+    <w:lsdException w:name="List Table 7 Colorful" w:uiPriority="52"/>
+    <w:lsdException w:name="List Table 1 Light Accent 1" w:uiPriority="46"/>
+    <w:lsdException w:name="List Table 2 Accent 1" w:uiPriority="47"/>
+    <w:lsdException w:name="List Table 3 Accent 1" w:uiPriority="48"/>
+    <w:lsdException w:name="List Table 4 Accent 1" w:uiPriority="49"/>
+    <w:lsdException w:name="List Table 5 Dark Accent 1" w:uiPriority="50"/>
+    <w:lsdException w:name="List Table 6 Colorful Accent 1" w:uiPriority="51"/>
+    <w:lsdException w:name="List Table 7 Colorful Accent 1" w:uiPriority="52"/>
+    <w:lsdException w:name="List Table 1 Light Accent 2" w:uiPriority="46"/>
+    <w:lsdException w:name="List Table 2 Accent 2" w:uiPriority="47"/>
+    <w:lsdException w:name="List Table 3 Accent 2" w:uiPriority="48"/>
+    <w:lsdException w:name="List Table 4 Accent 2" w:uiPriority="49"/>
+    <w:lsdException w:name="List Table 5 Dark Accent 2" w:uiPriority="50"/>
+    <w:lsdException w:name="List Table 6 Colorful Accent 2" w:uiPriority="51"/>
+    <w:lsdException w:name="List Table 7 Colorful Accent 2" w:uiPriority="52"/>
+    <w:lsdException w:name="List Table 1 Light Accent 3" w:uiPriority="46"/>
+    <w:lsdException w:name="List Table 2 Accent 3" w:uiPriority="47"/>
+    <w:lsdException w:name="List Table 3 Accent 3" w:uiPriority="48"/>
+    <w:lsdException w:name="List Table 4 Accent 3" w:uiPriority="49"/>
+    <w:lsdException w:name="List Table 5 Dark Accent 3" w:uiPriority="50"/>
+    <w:lsdException w:name="List Table 6 Colorful Accent 3" w:uiPriority="51"/>
+    <w:lsdException w:name="List Table 7 Colorful Accent 3" w:uiPriority="52"/>
+    <w:lsdException w:name="List Table 1 Light Accent 4" w:uiPriority="46"/>
+    <w:lsdException w:name="List Table 2 Accent 4" w:uiPriority="47"/>
+    <w:lsdException w:name="List Table 3 Accent 4" w:uiPriority="48"/>
+    <w:lsdException w:name="List Table 4 Accent 4" w:uiPriority="49"/>
+    <w:lsdException w:name="List Table 5 Dark Accent 4" w:uiPriority="50"/>
+    <w:lsdException w:name="List Table 6 Colorful Accent 4" w:uiPriority="51"/>
+    <w:lsdException w:name="List Table 7 Colorful Accent 4" w:uiPriority="52"/>
+    <w:lsdException w:name="List Table 1 Light Accent 5" w:uiPriority="46"/>
+    <w:lsdException w:name="List Table 2 Accent 5" w:uiPriority="47"/>
+    <w:lsdException w:name="List Table 3 Accent 5" w:uiPriority="48"/>
+    <w:lsdException w:name="List Table 4 Accent 5" w:uiPriority="49"/>
+    <w:lsdException w:name="List Table 5 Dark Accent 5" w:uiPriority="50"/>
+    <w:lsdException w:name="List Table 6 Colorful Accent 5" w:uiPriority="51"/>
+    <w:lsdException w:name="List Table 7 Colorful Accent 5" w:uiPriority="52"/>
+    <w:lsdException w:name="List Table 1 Light Accent 6" w:uiPriority="46"/>
+    <w:lsdException w:name="List Table 2 Accent 6" w:uiPriority="47"/>
+    <w:lsdException w:name="List Table 3 Accent 6" w:uiPriority="48"/>
+    <w:lsdException w:name="List Table 4 Accent 6" w:uiPriority="49"/>
+    <w:lsdException w:name="List Table 5 Dark Accent 6" w:uiPriority="50"/>
+    <w:lsdException w:name="List Table 6 Colorful Accent 6" w:uiPriority="51"/>
+    <w:lsdException w:name="List Table 7 Colorful Accent 6" w:uiPriority="52"/>
+    <w:lsdException w:name="Mention" w:semiHidden="1" w:unhideWhenUsed="1"/>
+    <w:lsdException w:name="Smart Hyperlink" w:semiHidden="1" w:unhideWhenUsed="1"/>
+    <w:lsdException w:name="Hashtag" w:semiHidden="1" w:unhideWhenUsed="1"/>
+    <w:lsdException w:name="Unresolved Mention" w:semiHidden="1" w:unhideWhenUsed="1"/>
+    <w:lsdException w:name="Smart Link" w:semiHidden="1" w:unhideWhenUsed="1"/>
+  </w:latentStyles>
+  <w:style w:type="paragraph" w:default="1" w:styleId="a">
+    <w:name w:val="Normal"/>
+    <w:qFormat/>
   </w:style>
-  <w:style w:type="paragraph" w:styleId="Normal" w:default="1">
-    <w:name w:val="normal"/>
-  </w:style>
-  <w:style w:type="paragraph" w:styleId="Heading1">
+  <w:style w:type="paragraph" w:styleId="1">
     <w:name w:val="heading 1"/>
-    <w:basedOn w:val="Normal"/>
-    <w:next w:val="Normal"/>
+    <w:basedOn w:val="a"/>
+    <w:next w:val="a"/>
+    <w:uiPriority w:val="9"/>
+    <w:qFormat/>
     <w:pPr>
       <w:pBdr>
-        <w:top w:space="0" w:sz="0" w:val="nil"/>
-        <w:left w:space="0" w:sz="0" w:val="nil"/>
-        <w:bottom w:space="0" w:sz="0" w:val="nil"/>
-        <w:right w:space="0" w:sz="0" w:val="nil"/>
-        <w:between w:space="0" w:sz="0" w:val="nil"/>
+        <w:top w:val="nil"/>
+        <w:left w:val="nil"/>
+        <w:bottom w:val="nil"/>
+        <w:right w:val="nil"/>
+        <w:between w:val="nil"/>
       </w:pBdr>
-      <w:shd w:fill="auto" w:val="clear"/>
-      <w:spacing w:after="240" w:before="240" w:lineRule="auto"/>
+      <w:spacing w:before="240" w:after="240"/>
+      <w:outlineLvl w:val="0"/>
     </w:pPr>
     <w:rPr>
-      <w:b w:val="1"/>
-      <w:bCs w:val="1"/>
-      <w:i w:val="0"/>
-      <w:iCs w:val="0"/>
+      <w:b/>
+      <w:bCs/>
       <w:sz w:val="48"/>
       <w:szCs w:val="48"/>
     </w:rPr>
   </w:style>
-  <w:style w:type="paragraph" w:styleId="Heading2">
+  <w:style w:type="paragraph" w:styleId="2">
     <w:name w:val="heading 2"/>
-    <w:basedOn w:val="Normal"/>
-    <w:next w:val="Normal"/>
+    <w:basedOn w:val="a"/>
+    <w:next w:val="a"/>
+    <w:uiPriority w:val="9"/>
+    <w:unhideWhenUsed/>
+    <w:qFormat/>
     <w:pPr>
       <w:pBdr>
-        <w:top w:space="0" w:sz="0" w:val="nil"/>
-        <w:left w:space="0" w:sz="0" w:val="nil"/>
-        <w:bottom w:space="0" w:sz="0" w:val="nil"/>
-        <w:right w:space="0" w:sz="0" w:val="nil"/>
-        <w:between w:space="0" w:sz="0" w:val="nil"/>
+        <w:top w:val="nil"/>
+        <w:left w:val="nil"/>
+        <w:bottom w:val="nil"/>
+        <w:right w:val="nil"/>
+        <w:between w:val="nil"/>
       </w:pBdr>
-      <w:shd w:fill="auto" w:val="clear"/>
-      <w:spacing w:after="225" w:before="225" w:lineRule="auto"/>
+      <w:spacing w:before="225" w:after="225"/>
+      <w:outlineLvl w:val="1"/>
     </w:pPr>
     <w:rPr>
-      <w:b w:val="1"/>
-      <w:bCs w:val="1"/>
-      <w:i w:val="0"/>
-      <w:iCs w:val="0"/>
+      <w:b/>
+      <w:bCs/>
       <w:sz w:val="36"/>
       <w:szCs w:val="36"/>
     </w:rPr>
   </w:style>
-  <w:style w:type="paragraph" w:styleId="Heading3">
+  <w:style w:type="paragraph" w:styleId="3">
     <w:name w:val="heading 3"/>
-    <w:basedOn w:val="Normal"/>
-    <w:next w:val="Normal"/>
+    <w:basedOn w:val="a"/>
+    <w:next w:val="a"/>
+    <w:link w:val="30"/>
+    <w:uiPriority w:val="9"/>
+    <w:unhideWhenUsed/>
+    <w:qFormat/>
     <w:pPr>
       <w:pBdr>
-        <w:top w:space="0" w:sz="0" w:val="nil"/>
-        <w:left w:space="0" w:sz="0" w:val="nil"/>
-        <w:bottom w:space="0" w:sz="0" w:val="nil"/>
-        <w:right w:space="0" w:sz="0" w:val="nil"/>
-        <w:between w:space="0" w:sz="0" w:val="nil"/>
+        <w:top w:val="nil"/>
+        <w:left w:val="nil"/>
+        <w:bottom w:val="nil"/>
+        <w:right w:val="nil"/>
+        <w:between w:val="nil"/>
       </w:pBdr>
-      <w:shd w:fill="auto" w:val="clear"/>
-      <w:spacing w:after="240" w:before="240" w:lineRule="auto"/>
+      <w:spacing w:before="240" w:after="240"/>
+      <w:outlineLvl w:val="2"/>
     </w:pPr>
     <w:rPr>
-      <w:b w:val="1"/>
-      <w:bCs w:val="1"/>
-      <w:i w:val="0"/>
-      <w:iCs w:val="0"/>
+      <w:b/>
+      <w:bCs/>
       <w:sz w:val="28"/>
       <w:szCs w:val="28"/>
     </w:rPr>
   </w:style>
-  <w:style w:type="paragraph" w:styleId="Heading4">
+  <w:style w:type="paragraph" w:styleId="4">
     <w:name w:val="heading 4"/>
-    <w:basedOn w:val="Normal"/>
-    <w:next w:val="Normal"/>
+    <w:basedOn w:val="a"/>
+    <w:next w:val="a"/>
+    <w:uiPriority w:val="9"/>
+    <w:semiHidden/>
+    <w:unhideWhenUsed/>
+    <w:qFormat/>
     <w:pPr>
       <w:pBdr>
-        <w:top w:space="0" w:sz="0" w:val="nil"/>
-        <w:left w:space="0" w:sz="0" w:val="nil"/>
-        <w:bottom w:space="0" w:sz="0" w:val="nil"/>
-        <w:right w:space="0" w:sz="0" w:val="nil"/>
-        <w:between w:space="0" w:sz="0" w:val="nil"/>
+        <w:top w:val="nil"/>
+        <w:left w:val="nil"/>
+        <w:bottom w:val="nil"/>
+        <w:right w:val="nil"/>
+        <w:between w:val="nil"/>
       </w:pBdr>
-      <w:shd w:fill="auto" w:val="clear"/>
-      <w:spacing w:after="255" w:before="255" w:lineRule="auto"/>
+      <w:spacing w:before="255" w:after="255"/>
+      <w:outlineLvl w:val="3"/>
     </w:pPr>
     <w:rPr>
-      <w:b w:val="1"/>
-      <w:bCs w:val="1"/>
-      <w:i w:val="0"/>
-      <w:iCs w:val="0"/>
+      <w:b/>
+      <w:bCs/>
       <w:sz w:val="24"/>
       <w:szCs w:val="24"/>
     </w:rPr>
   </w:style>
-  <w:style w:type="paragraph" w:styleId="Heading5">
+  <w:style w:type="paragraph" w:styleId="5">
     <w:name w:val="heading 5"/>
-    <w:basedOn w:val="Normal"/>
-    <w:next w:val="Normal"/>
+    <w:basedOn w:val="a"/>
+    <w:next w:val="a"/>
+    <w:uiPriority w:val="9"/>
+    <w:semiHidden/>
+    <w:unhideWhenUsed/>
+    <w:qFormat/>
     <w:pPr>
       <w:pBdr>
-        <w:top w:space="0" w:sz="0" w:val="nil"/>
-        <w:left w:space="0" w:sz="0" w:val="nil"/>
-        <w:bottom w:space="0" w:sz="0" w:val="nil"/>
-        <w:right w:space="0" w:sz="0" w:val="nil"/>
-        <w:between w:space="0" w:sz="0" w:val="nil"/>
+        <w:top w:val="nil"/>
+        <w:left w:val="nil"/>
+        <w:bottom w:val="nil"/>
+        <w:right w:val="nil"/>
+        <w:between w:val="nil"/>
       </w:pBdr>
-      <w:shd w:fill="auto" w:val="clear"/>
-      <w:spacing w:after="255" w:before="255" w:lineRule="auto"/>
+      <w:spacing w:before="255" w:after="255"/>
+      <w:outlineLvl w:val="4"/>
     </w:pPr>
     <w:rPr>
-      <w:b w:val="1"/>
-      <w:bCs w:val="1"/>
-      <w:i w:val="0"/>
-      <w:iCs w:val="0"/>
+      <w:b/>
+      <w:bCs/>
       <w:sz w:val="18"/>
       <w:szCs w:val="18"/>
     </w:rPr>
   </w:style>
-  <w:style w:type="paragraph" w:styleId="Heading6">
+  <w:style w:type="paragraph" w:styleId="6">
     <w:name w:val="heading 6"/>
-    <w:basedOn w:val="Normal"/>
-    <w:next w:val="Normal"/>
+    <w:basedOn w:val="a"/>
+    <w:next w:val="a"/>
+    <w:uiPriority w:val="9"/>
+    <w:semiHidden/>
+    <w:unhideWhenUsed/>
+    <w:qFormat/>
     <w:pPr>
       <w:pBdr>
-        <w:top w:space="0" w:sz="0" w:val="nil"/>
-        <w:left w:space="0" w:sz="0" w:val="nil"/>
-        <w:bottom w:space="0" w:sz="0" w:val="nil"/>
-        <w:right w:space="0" w:sz="0" w:val="nil"/>
-        <w:between w:space="0" w:sz="0" w:val="nil"/>
+        <w:top w:val="nil"/>
+        <w:left w:val="nil"/>
+        <w:bottom w:val="nil"/>
+        <w:right w:val="nil"/>
+        <w:between w:val="nil"/>
       </w:pBdr>
-      <w:shd w:fill="auto" w:val="clear"/>
-      <w:spacing w:after="360" w:before="360" w:lineRule="auto"/>
+      <w:spacing w:before="360" w:after="360"/>
+      <w:outlineLvl w:val="5"/>
     </w:pPr>
     <w:rPr>
-      <w:b w:val="1"/>
-      <w:bCs w:val="1"/>
-      <w:i w:val="0"/>
-      <w:iCs w:val="0"/>
+      <w:b/>
+      <w:bCs/>
       <w:sz w:val="16"/>
       <w:szCs w:val="16"/>
     </w:rPr>
   </w:style>
-  <w:style w:type="paragraph" w:styleId="Title">
+  <w:style w:type="character" w:default="1" w:styleId="a0">
+    <w:name w:val="Default Paragraph Font"/>
+    <w:uiPriority w:val="1"/>
+    <w:semiHidden/>
+    <w:unhideWhenUsed/>
+  </w:style>
+  <w:style w:type="table" w:default="1" w:styleId="a1">
+    <w:name w:val="Normal Table"/>
+    <w:uiPriority w:val="99"/>
+    <w:semiHidden/>
+    <w:unhideWhenUsed/>
+    <w:tblPr>
+      <w:tblInd w:w="0" w:type="dxa"/>
+      <w:tblCellMar>
+        <w:top w:w="0" w:type="dxa"/>
+        <w:left w:w="108" w:type="dxa"/>
+        <w:bottom w:w="0" w:type="dxa"/>
+        <w:right w:w="108" w:type="dxa"/>
+      </w:tblCellMar>
+    </w:tblPr>
+  </w:style>
+  <w:style w:type="numbering" w:default="1" w:styleId="a2">
+    <w:name w:val="No List"/>
+    <w:uiPriority w:val="99"/>
+    <w:semiHidden/>
+    <w:unhideWhenUsed/>
+  </w:style>
+  <w:style w:type="table" w:customStyle="1" w:styleId="TableNormal">
+    <w:name w:val="TableNormal"/>
+    <w:tblPr>
+      <w:tblCellMar>
+        <w:top w:w="100" w:type="dxa"/>
+        <w:left w:w="100" w:type="dxa"/>
+        <w:bottom w:w="100" w:type="dxa"/>
+        <w:right w:w="100" w:type="dxa"/>
+      </w:tblCellMar>
+    </w:tblPr>
+  </w:style>
+  <w:style w:type="paragraph" w:styleId="a3">
     <w:name w:val="Title"/>
-    <w:basedOn w:val="Normal"/>
-    <w:next w:val="Normal"/>
+    <w:basedOn w:val="a"/>
+    <w:next w:val="a"/>
+    <w:uiPriority w:val="10"/>
+    <w:qFormat/>
     <w:pPr>
-      <w:keepNext w:val="1"/>
-      <w:keepLines w:val="1"/>
-      <w:pageBreakBefore w:val="0"/>
-      <w:spacing w:after="120" w:before="480" w:lineRule="auto"/>
+      <w:keepNext/>
+      <w:keepLines/>
+      <w:spacing w:before="480" w:after="120"/>
     </w:pPr>
     <w:rPr>
-      <w:b w:val="1"/>
-      <w:bCs w:val="1"/>
+      <w:b/>
+      <w:bCs/>
       <w:sz w:val="72"/>
       <w:szCs w:val="72"/>
     </w:rPr>
   </w:style>
-  <w:style w:type="paragraph" w:styleId="Subtitle">
+  <w:style w:type="paragraph" w:styleId="a4">
     <w:name w:val="Subtitle"/>
-    <w:basedOn w:val="Normal"/>
-    <w:next w:val="Normal"/>
+    <w:basedOn w:val="a"/>
+    <w:next w:val="a"/>
+    <w:uiPriority w:val="11"/>
+    <w:qFormat/>
     <w:pPr>
-      <w:keepNext w:val="1"/>
-      <w:keepLines w:val="1"/>
-      <w:pageBreakBefore w:val="0"/>
-      <w:spacing w:after="80" w:before="360" w:lineRule="auto"/>
+      <w:keepNext/>
+      <w:keepLines/>
+      <w:spacing w:before="360" w:after="80"/>
     </w:pPr>
     <w:rPr>
-      <w:rFonts w:ascii="Georgia" w:cs="Georgia" w:eastAsia="Georgia" w:hAnsi="Georgia"/>
-      <w:i w:val="1"/>
-      <w:iCs w:val="1"/>
+      <w:rFonts w:ascii="Georgia" w:eastAsia="Georgia" w:hAnsi="Georgia" w:cs="Georgia"/>
+      <w:i/>
+      <w:iCs/>
       <w:color w:val="666666"/>
       <w:sz w:val="48"/>
       <w:szCs w:val="48"/>
     </w:rPr>
   </w:style>
-  <w:style w:type="table" w:styleId="Table1">
+  <w:style w:type="table" w:customStyle="1" w:styleId="a5">
     <w:basedOn w:val="TableNormal"/>
     <w:tblPr>
       <w:tblStyleRowBandSize w:val="1"/>
       <w:tblStyleColBandSize w:val="1"/>
     </w:tblPr>
+  </w:style>
+  <w:style w:type="character" w:customStyle="1" w:styleId="30">
+    <w:name w:val="Заголовок 3 Знак"/>
+    <w:basedOn w:val="a0"/>
+    <w:link w:val="3"/>
+    <w:uiPriority w:val="9"/>
+    <w:rsid w:val="00B354B0"/>
+    <w:rPr>
+      <w:b/>
+      <w:bCs/>
+      <w:sz w:val="28"/>
+      <w:szCs w:val="28"/>
+    </w:rPr>
   </w:style>
 </w:styles>
 </file>
